--- a/Tugas 2.docx
+++ b/Tugas 2.docx
@@ -62,7 +62,7 @@
         <w:rPr>
           <w:spacing w:val="-10"/>
         </w:rPr>
-        <w:t>1</w:t>
+        <w:t>3</w:t>
       </w:r>
     </w:p>
     <w:p>
@@ -625,9 +625,8 @@
     <w:p>
       <w:pPr>
         <w:pStyle w:val="BodyText"/>
-        <w:ind w:right="15"/>
-      </w:pPr>
-      <w:r>
+        <w:ind w:firstLine="720"/>
+        <w:jc w:val="both"/>
         <w:rPr>
           <w:b w:val="0"/>
           <w:bCs w:val="0"/>
@@ -635,8 +634,7 @@
           <w:sz w:val="24"/>
           <w:szCs w:val="24"/>
         </w:rPr>
-        <w:t>Buat fungsi compress untuk mengubah array karakter ["a","a","b","b","c"] menjadi ["a","2","b","2","c"].</w:t>
-      </w:r>
+      </w:pPr>
       <w:r>
         <w:rPr>
           <w:b w:val="0"/>
@@ -645,8 +643,7 @@
           <w:sz w:val="24"/>
           <w:szCs w:val="24"/>
         </w:rPr>
-        <w:br/>
-        <w:t>Syarat:</w:t>
+        <w:t>Buatlah sebuah array 2D dengan ketentuan n x n sehingga membentuk persegi. Kemudian putarlah image tersebut 90 derajat searah jarum jam. Putarlah element di dalam array yang sudah dibuat sebelumnya, dilarang untuk membuat array yang baru. Gambar dibawah merupakan</w:t>
       </w:r>
       <w:r>
         <w:rPr>
@@ -656,10 +653,14 @@
           <w:sz w:val="24"/>
           <w:szCs w:val="24"/>
         </w:rPr>
-        <w:br/>
-        <w:t>- Lakukan secara In-Place (langsung di array char).</w:t>
-      </w:r>
-      <w:r>
+        <w:t xml:space="preserve"> contohnya</w:t>
+      </w:r>
+    </w:p>
+    <w:p>
+      <w:pPr>
+        <w:pStyle w:val="BodyText"/>
+        <w:ind w:firstLine="720"/>
+        <w:jc w:val="both"/>
         <w:rPr>
           <w:b w:val="0"/>
           <w:bCs w:val="0"/>
@@ -667,10 +668,12 @@
           <w:sz w:val="24"/>
           <w:szCs w:val="24"/>
         </w:rPr>
-        <w:br/>
-        <w:t>- Kembalikan panjang array baru.</w:t>
-      </w:r>
-      <w:r>
+      </w:pPr>
+    </w:p>
+    <w:p>
+      <w:pPr>
+        <w:pStyle w:val="BodyText"/>
+        <w:jc w:val="both"/>
         <w:rPr>
           <w:b w:val="0"/>
           <w:bCs w:val="0"/>
@@ -678,14 +681,12 @@
           <w:sz w:val="24"/>
           <w:szCs w:val="24"/>
         </w:rPr>
-        <w:br/>
-        <w:t>- Karakter yang muncul 1 kali tidak perlu diberi angka.</w:t>
-      </w:r>
-    </w:p>
-    <w:p>
-      <w:pPr>
-        <w:pStyle w:val="BodyText"/>
-        <w:jc w:val="center"/>
+      </w:pPr>
+    </w:p>
+    <w:p>
+      <w:pPr>
+        <w:pStyle w:val="BodyText"/>
+        <w:jc w:val="both"/>
         <w:sectPr>
           <w:footerReference w:type="default" r:id="rId7"/>
           <w:pgSz w:w="11920" w:h="16840"/>
@@ -694,436 +695,15 @@
           <w:cols w:space="720"/>
         </w:sectPr>
       </w:pPr>
-    </w:p>
-    <w:p>
-      <w:pPr>
-        <w:pStyle w:val="BodyText"/>
-        <w:spacing w:before="61"/>
-        <w:ind w:right="15"/>
-        <w:jc w:val="center"/>
-        <w:rPr>
-          <w:spacing w:val="-2"/>
-        </w:rPr>
-      </w:pPr>
-      <w:bookmarkStart w:id="2" w:name="JAWABAN_"/>
-      <w:bookmarkEnd w:id="2"/>
-      <w:r>
-        <w:rPr>
-          <w:spacing w:val="-2"/>
-        </w:rPr>
-        <w:lastRenderedPageBreak/>
-        <w:t>JAWABAN</w:t>
-      </w:r>
-    </w:p>
-    <w:p>
-      <w:pPr>
-        <w:pStyle w:val="BodyText"/>
-        <w:spacing w:before="61"/>
-        <w:ind w:right="15"/>
-        <w:rPr>
-          <w:b w:val="0"/>
-          <w:bCs w:val="0"/>
-          <w:spacing w:val="-2"/>
-          <w:sz w:val="24"/>
-          <w:szCs w:val="24"/>
-        </w:rPr>
-      </w:pPr>
-      <w:r>
-        <w:rPr>
-          <w:b w:val="0"/>
-          <w:bCs w:val="0"/>
-          <w:spacing w:val="-2"/>
-          <w:sz w:val="24"/>
-          <w:szCs w:val="24"/>
-        </w:rPr>
-        <w:t xml:space="preserve">Penjelesan : </w:t>
-      </w:r>
-    </w:p>
-    <w:p>
-      <w:pPr>
-        <w:pStyle w:val="BodyText"/>
-        <w:spacing w:before="61"/>
-        <w:ind w:right="15" w:firstLine="720"/>
-        <w:jc w:val="both"/>
-        <w:rPr>
-          <w:b w:val="0"/>
-          <w:bCs w:val="0"/>
-          <w:spacing w:val="-2"/>
-          <w:sz w:val="24"/>
-          <w:szCs w:val="24"/>
-        </w:rPr>
-      </w:pPr>
-      <w:r>
-        <w:rPr>
-          <w:b w:val="0"/>
-          <w:bCs w:val="0"/>
-          <w:spacing w:val="-2"/>
-          <w:sz w:val="24"/>
-          <w:szCs w:val="24"/>
-        </w:rPr>
-        <w:t>Saya membuat program sederhana yang berfungsi untuk menggabungkan karakter yang sama secara berurutan dalam sebuah array, lalu menghitung berapa kali karakter tersebut muncul. Program ini bekerja seperti kompresi data sederhana, di mana huruf yang berulang tidak ditampilkan satu per satu, tetapi diringkas menjadi huruf dan jumlah kemunculannya.</w:t>
-      </w:r>
-    </w:p>
-    <w:p>
-      <w:pPr>
-        <w:pStyle w:val="BodyText"/>
-        <w:spacing w:before="61"/>
-        <w:ind w:right="15" w:firstLine="720"/>
-        <w:jc w:val="both"/>
-        <w:rPr>
-          <w:b w:val="0"/>
-          <w:bCs w:val="0"/>
-          <w:spacing w:val="-2"/>
-          <w:sz w:val="24"/>
-          <w:szCs w:val="24"/>
-        </w:rPr>
-      </w:pPr>
-      <w:r>
-        <w:rPr>
-          <w:b w:val="0"/>
-          <w:bCs w:val="0"/>
-          <w:spacing w:val="-2"/>
-          <w:sz w:val="24"/>
-          <w:szCs w:val="24"/>
-        </w:rPr>
-        <w:t>Pada bagian awal program, saya menambahkan #include &lt;iostream&gt; agar bisa menggunakan perintah input dan output seperti cout. Kemudian saya menggunakan using namespace std; supaya tidak perlu menuliskan std:: setiap kali memakai perintah standar C++.</w:t>
-      </w:r>
-    </w:p>
-    <w:p>
-      <w:pPr>
-        <w:pStyle w:val="BodyText"/>
-        <w:spacing w:before="61"/>
-        <w:ind w:right="15" w:firstLine="720"/>
-        <w:jc w:val="both"/>
-        <w:rPr>
-          <w:b w:val="0"/>
-          <w:bCs w:val="0"/>
-          <w:spacing w:val="-2"/>
-          <w:sz w:val="24"/>
-          <w:szCs w:val="24"/>
-        </w:rPr>
-      </w:pPr>
-      <w:r>
-        <w:rPr>
-          <w:b w:val="0"/>
-          <w:bCs w:val="0"/>
-          <w:spacing w:val="-2"/>
-          <w:sz w:val="24"/>
-          <w:szCs w:val="24"/>
-        </w:rPr>
-        <w:t>Di dalam fungsi utama main(), saya mendeklarasikan array karakter bernama alfabet yang berisi beberapa huruf. Data ini memang sengaja dibuat memiliki huruf yang sama secara berurutan agar bisa diuji proses penghitungannya. Saya juga mendeklarasikan variabel ujiCharSama bertipe char untuk menyimpan karakter yang sedang diperiksa, variabel panjangArrBaru bertipe int untuk menyimpan panjang array setelah dikompresi, serta variabel n yang berisi jumlah total elemen array.</w:t>
-      </w:r>
-    </w:p>
-    <w:p>
-      <w:pPr>
-        <w:pStyle w:val="BodyText"/>
-        <w:spacing w:before="61"/>
-        <w:ind w:right="15" w:firstLine="720"/>
-        <w:jc w:val="both"/>
-        <w:rPr>
-          <w:b w:val="0"/>
-          <w:bCs w:val="0"/>
-          <w:spacing w:val="-2"/>
-          <w:sz w:val="24"/>
-          <w:szCs w:val="24"/>
-        </w:rPr>
-      </w:pPr>
-      <w:r>
-        <w:rPr>
-          <w:b w:val="0"/>
-          <w:bCs w:val="0"/>
-          <w:spacing w:val="-2"/>
-          <w:sz w:val="24"/>
-          <w:szCs w:val="24"/>
-        </w:rPr>
-        <w:t>Program ini menggunakan perulangan for untuk membaca isi array dari awal sampai akhir. Namun, pada perulangan ini saya tidak menuliskan i++ di bagian akhir, karena penambahan indeks dilakukan di dalam perulangan while. Di dalam for, saya membuat variabel hitungCharSama untuk menghitung berapa kali suatu karakter muncul secara berurutan. Kemudian saya menyimpan karakter yang sedang dicek ke dalam variabel ujiCharSama.</w:t>
-      </w:r>
-    </w:p>
-    <w:p>
-      <w:pPr>
-        <w:pStyle w:val="BodyText"/>
-        <w:spacing w:before="61"/>
-        <w:ind w:right="15" w:firstLine="720"/>
-        <w:jc w:val="both"/>
-        <w:rPr>
-          <w:b w:val="0"/>
-          <w:bCs w:val="0"/>
-          <w:spacing w:val="-2"/>
-          <w:sz w:val="24"/>
-          <w:szCs w:val="24"/>
-        </w:rPr>
-      </w:pPr>
-      <w:r>
-        <w:rPr>
-          <w:b w:val="0"/>
-          <w:bCs w:val="0"/>
-          <w:spacing w:val="-2"/>
-          <w:sz w:val="24"/>
-          <w:szCs w:val="24"/>
-        </w:rPr>
-        <w:t>Selanjutnya, saya menggunakan perulangan while untuk menghitung jumlah karakter yang sama. Selama indeks masih berada dalam batas array dan karakter yang dicek masih sama dengan ujiCharSama, maka variabel hitungCharSama akan terus bertambah dan indeks i akan maju ke posisi berikutnya. Dengan cara ini, jika terdapat empat huruf ‘a’ berurutan, maka akan dihitung menjadi 4.</w:t>
-      </w:r>
-    </w:p>
-    <w:p>
-      <w:pPr>
-        <w:pStyle w:val="BodyText"/>
-        <w:spacing w:before="61"/>
-        <w:ind w:right="15"/>
-        <w:jc w:val="center"/>
-        <w:rPr>
-          <w:spacing w:val="-2"/>
-        </w:rPr>
-      </w:pPr>
-    </w:p>
-    <w:p>
-      <w:pPr>
-        <w:pStyle w:val="BodyText"/>
-        <w:spacing w:before="61"/>
-        <w:ind w:right="15"/>
-        <w:rPr>
-          <w:b w:val="0"/>
-          <w:bCs w:val="0"/>
-          <w:spacing w:val="-2"/>
-          <w:sz w:val="24"/>
-          <w:szCs w:val="24"/>
-        </w:rPr>
-      </w:pPr>
-    </w:p>
-    <w:p>
-      <w:pPr>
-        <w:pStyle w:val="BodyText"/>
-        <w:spacing w:before="61"/>
-        <w:ind w:right="15"/>
-        <w:rPr>
-          <w:b w:val="0"/>
-          <w:bCs w:val="0"/>
-          <w:spacing w:val="-2"/>
-          <w:sz w:val="24"/>
-          <w:szCs w:val="24"/>
-        </w:rPr>
-      </w:pPr>
-    </w:p>
-    <w:p>
-      <w:pPr>
-        <w:pStyle w:val="BodyText"/>
-        <w:spacing w:before="61"/>
-        <w:ind w:right="15"/>
-        <w:rPr>
-          <w:b w:val="0"/>
-          <w:bCs w:val="0"/>
-          <w:spacing w:val="-2"/>
-          <w:sz w:val="24"/>
-          <w:szCs w:val="24"/>
-        </w:rPr>
-      </w:pPr>
-    </w:p>
-    <w:p>
-      <w:pPr>
-        <w:pStyle w:val="BodyText"/>
-        <w:spacing w:before="61"/>
-        <w:ind w:right="15"/>
-        <w:rPr>
-          <w:b w:val="0"/>
-          <w:bCs w:val="0"/>
-          <w:spacing w:val="-2"/>
-          <w:sz w:val="24"/>
-          <w:szCs w:val="24"/>
-        </w:rPr>
-      </w:pPr>
-    </w:p>
-    <w:p>
-      <w:pPr>
-        <w:pStyle w:val="BodyText"/>
-        <w:spacing w:before="61"/>
-        <w:ind w:right="15"/>
-        <w:rPr>
-          <w:b w:val="0"/>
-          <w:bCs w:val="0"/>
-          <w:spacing w:val="-2"/>
-          <w:sz w:val="24"/>
-          <w:szCs w:val="24"/>
-        </w:rPr>
-      </w:pPr>
-    </w:p>
-    <w:p>
-      <w:pPr>
-        <w:pStyle w:val="BodyText"/>
-        <w:spacing w:before="61"/>
-        <w:ind w:right="15"/>
-        <w:rPr>
-          <w:b w:val="0"/>
-          <w:bCs w:val="0"/>
-          <w:spacing w:val="-2"/>
-          <w:sz w:val="24"/>
-          <w:szCs w:val="24"/>
-        </w:rPr>
-      </w:pPr>
-    </w:p>
-    <w:p>
-      <w:pPr>
-        <w:pStyle w:val="BodyText"/>
-        <w:spacing w:before="61"/>
-        <w:ind w:right="15"/>
-        <w:rPr>
-          <w:b w:val="0"/>
-          <w:bCs w:val="0"/>
-          <w:spacing w:val="-2"/>
-          <w:sz w:val="24"/>
-          <w:szCs w:val="24"/>
-        </w:rPr>
-      </w:pPr>
-    </w:p>
-    <w:p>
-      <w:pPr>
-        <w:pStyle w:val="BodyText"/>
-        <w:spacing w:before="61"/>
-        <w:ind w:right="15"/>
-        <w:rPr>
-          <w:b w:val="0"/>
-          <w:bCs w:val="0"/>
-          <w:spacing w:val="-2"/>
-          <w:sz w:val="24"/>
-          <w:szCs w:val="24"/>
-        </w:rPr>
-      </w:pPr>
-    </w:p>
-    <w:p>
-      <w:pPr>
-        <w:pStyle w:val="BodyText"/>
-        <w:spacing w:before="61"/>
-        <w:ind w:right="15"/>
-        <w:rPr>
-          <w:b w:val="0"/>
-          <w:bCs w:val="0"/>
-          <w:spacing w:val="-2"/>
-          <w:sz w:val="24"/>
-          <w:szCs w:val="24"/>
-        </w:rPr>
-      </w:pPr>
-    </w:p>
-    <w:p>
-      <w:pPr>
-        <w:pStyle w:val="BodyText"/>
-        <w:spacing w:before="61"/>
-        <w:ind w:right="15"/>
-        <w:rPr>
-          <w:b w:val="0"/>
-          <w:bCs w:val="0"/>
-          <w:spacing w:val="-2"/>
-          <w:sz w:val="24"/>
-          <w:szCs w:val="24"/>
-        </w:rPr>
-      </w:pPr>
-    </w:p>
-    <w:p>
-      <w:pPr>
-        <w:pStyle w:val="BodyText"/>
-        <w:spacing w:before="61"/>
-        <w:ind w:right="15"/>
-        <w:rPr>
-          <w:b w:val="0"/>
-          <w:bCs w:val="0"/>
-          <w:spacing w:val="-2"/>
-          <w:sz w:val="24"/>
-          <w:szCs w:val="24"/>
-        </w:rPr>
-      </w:pPr>
-    </w:p>
-    <w:p>
-      <w:pPr>
-        <w:pStyle w:val="BodyText"/>
-        <w:spacing w:before="61"/>
-        <w:ind w:right="15"/>
-        <w:rPr>
-          <w:b w:val="0"/>
-          <w:bCs w:val="0"/>
-          <w:spacing w:val="-2"/>
-          <w:sz w:val="24"/>
-          <w:szCs w:val="24"/>
-        </w:rPr>
-      </w:pPr>
-    </w:p>
-    <w:p>
-      <w:pPr>
-        <w:pStyle w:val="BodyText"/>
-        <w:spacing w:before="61"/>
-        <w:ind w:right="15"/>
-        <w:rPr>
-          <w:b w:val="0"/>
-          <w:bCs w:val="0"/>
-          <w:spacing w:val="-2"/>
-          <w:sz w:val="24"/>
-          <w:szCs w:val="24"/>
-        </w:rPr>
-      </w:pPr>
-    </w:p>
-    <w:p>
-      <w:pPr>
-        <w:pStyle w:val="BodyText"/>
-        <w:spacing w:before="61"/>
-        <w:ind w:right="15"/>
-        <w:rPr>
-          <w:b w:val="0"/>
-          <w:bCs w:val="0"/>
-          <w:spacing w:val="-2"/>
-          <w:sz w:val="24"/>
-          <w:szCs w:val="24"/>
-        </w:rPr>
-      </w:pPr>
-    </w:p>
-    <w:p>
-      <w:pPr>
-        <w:pStyle w:val="BodyText"/>
-        <w:spacing w:before="61"/>
-        <w:ind w:right="15"/>
-        <w:rPr>
-          <w:b w:val="0"/>
-          <w:bCs w:val="0"/>
-          <w:spacing w:val="-2"/>
-          <w:sz w:val="24"/>
-          <w:szCs w:val="24"/>
-        </w:rPr>
-      </w:pPr>
-    </w:p>
-    <w:p>
-      <w:pPr>
-        <w:pStyle w:val="BodyText"/>
-        <w:spacing w:before="61"/>
-        <w:ind w:right="15"/>
-        <w:rPr>
-          <w:b w:val="0"/>
-          <w:bCs w:val="0"/>
-          <w:sz w:val="24"/>
-          <w:szCs w:val="24"/>
-        </w:rPr>
-      </w:pPr>
-      <w:r>
-        <w:rPr>
-          <w:b w:val="0"/>
-          <w:bCs w:val="0"/>
-          <w:spacing w:val="-2"/>
-          <w:sz w:val="24"/>
-          <w:szCs w:val="24"/>
-        </w:rPr>
-        <w:lastRenderedPageBreak/>
-        <w:t xml:space="preserve">Kode Programnya : </w:t>
-      </w:r>
-    </w:p>
-    <w:p>
-      <w:pPr>
-        <w:pStyle w:val="BodyText"/>
-        <w:spacing w:before="300"/>
-        <w:ind w:right="15"/>
-      </w:pPr>
       <w:r>
         <w:rPr>
           <w:noProof/>
         </w:rPr>
         <w:drawing>
-          <wp:inline distT="0" distB="0" distL="0" distR="0" wp14:anchorId="7C97550A" wp14:editId="4D48D687">
-            <wp:extent cx="5410200" cy="4869180"/>
-            <wp:effectExtent l="0" t="0" r="0" b="7620"/>
-            <wp:docPr id="1705681357" name="Picture 4"/>
+          <wp:inline distT="0" distB="0" distL="0" distR="0" wp14:anchorId="1444994B" wp14:editId="412EA32A">
+            <wp:extent cx="5140070" cy="2415654"/>
+            <wp:effectExtent l="0" t="0" r="3810" b="3810"/>
+            <wp:docPr id="526969854" name="Picture 4"/>
             <wp:cNvGraphicFramePr>
               <a:graphicFrameLocks xmlns:a="http://schemas.openxmlformats.org/drawingml/2006/main" noChangeAspect="1"/>
             </wp:cNvGraphicFramePr>
@@ -1131,8 +711,10 @@
               <a:graphicData uri="http://schemas.openxmlformats.org/drawingml/2006/picture">
                 <pic:pic xmlns:pic="http://schemas.openxmlformats.org/drawingml/2006/picture">
                   <pic:nvPicPr>
-                    <pic:cNvPr id="1705681357" name="Picture 1705681357"/>
-                    <pic:cNvPicPr/>
+                    <pic:cNvPr id="0" name="Picture 1"/>
+                    <pic:cNvPicPr>
+                      <a:picLocks noChangeAspect="1" noChangeArrowheads="1"/>
+                    </pic:cNvPicPr>
                   </pic:nvPicPr>
                   <pic:blipFill>
                     <a:blip r:embed="rId8">
@@ -1142,6 +724,485 @@
                         </a:ext>
                       </a:extLst>
                     </a:blip>
+                    <a:srcRect/>
+                    <a:stretch>
+                      <a:fillRect/>
+                    </a:stretch>
+                  </pic:blipFill>
+                  <pic:spPr bwMode="auto">
+                    <a:xfrm>
+                      <a:off x="0" y="0"/>
+                      <a:ext cx="5153835" cy="2422123"/>
+                    </a:xfrm>
+                    <a:prstGeom prst="rect">
+                      <a:avLst/>
+                    </a:prstGeom>
+                    <a:noFill/>
+                    <a:ln>
+                      <a:noFill/>
+                    </a:ln>
+                  </pic:spPr>
+                </pic:pic>
+              </a:graphicData>
+            </a:graphic>
+          </wp:inline>
+        </w:drawing>
+      </w:r>
+    </w:p>
+    <w:p>
+      <w:pPr>
+        <w:pStyle w:val="BodyText"/>
+        <w:spacing w:before="61"/>
+        <w:ind w:right="15"/>
+        <w:jc w:val="center"/>
+        <w:rPr>
+          <w:spacing w:val="-2"/>
+        </w:rPr>
+      </w:pPr>
+      <w:bookmarkStart w:id="2" w:name="JAWABAN_"/>
+      <w:bookmarkEnd w:id="2"/>
+      <w:r>
+        <w:rPr>
+          <w:spacing w:val="-2"/>
+        </w:rPr>
+        <w:lastRenderedPageBreak/>
+        <w:t>JAWABAN</w:t>
+      </w:r>
+    </w:p>
+    <w:p>
+      <w:pPr>
+        <w:pStyle w:val="BodyText"/>
+        <w:spacing w:before="61"/>
+        <w:ind w:right="15"/>
+        <w:rPr>
+          <w:b w:val="0"/>
+          <w:bCs w:val="0"/>
+          <w:spacing w:val="-2"/>
+          <w:sz w:val="24"/>
+          <w:szCs w:val="24"/>
+        </w:rPr>
+      </w:pPr>
+      <w:r>
+        <w:rPr>
+          <w:b w:val="0"/>
+          <w:bCs w:val="0"/>
+          <w:spacing w:val="-2"/>
+          <w:sz w:val="24"/>
+          <w:szCs w:val="24"/>
+        </w:rPr>
+        <w:t xml:space="preserve">Penjelesan : </w:t>
+      </w:r>
+    </w:p>
+    <w:p>
+      <w:pPr>
+        <w:pStyle w:val="BodyText"/>
+        <w:spacing w:before="61"/>
+        <w:ind w:right="15" w:firstLine="720"/>
+        <w:jc w:val="both"/>
+        <w:rPr>
+          <w:b w:val="0"/>
+          <w:bCs w:val="0"/>
+          <w:spacing w:val="-2"/>
+          <w:sz w:val="24"/>
+          <w:szCs w:val="24"/>
+        </w:rPr>
+      </w:pPr>
+      <w:r>
+        <w:rPr>
+          <w:b w:val="0"/>
+          <w:bCs w:val="0"/>
+          <w:spacing w:val="-2"/>
+          <w:sz w:val="24"/>
+          <w:szCs w:val="24"/>
+        </w:rPr>
+        <w:t>Saya membuat program sederhana yang berfungsi untuk membuat sebuah matriks persegi, kemudian menampilkan matriks tersebut sebelum dan sesudah diputar sebesar 90 derajat. Program ini membantu pengguna melihat bagaimana susunan elemen dalam matriks berubah setelah dilakukan proses rotasi.</w:t>
+      </w:r>
+    </w:p>
+    <w:p>
+      <w:pPr>
+        <w:pStyle w:val="BodyText"/>
+        <w:spacing w:before="61"/>
+        <w:ind w:right="15" w:firstLine="720"/>
+        <w:jc w:val="both"/>
+        <w:rPr>
+          <w:b w:val="0"/>
+          <w:bCs w:val="0"/>
+          <w:spacing w:val="-2"/>
+          <w:sz w:val="24"/>
+          <w:szCs w:val="24"/>
+        </w:rPr>
+      </w:pPr>
+      <w:r>
+        <w:rPr>
+          <w:b w:val="0"/>
+          <w:bCs w:val="0"/>
+          <w:spacing w:val="-2"/>
+          <w:sz w:val="24"/>
+          <w:szCs w:val="24"/>
+        </w:rPr>
+        <w:t>Di dalam fungsi utama main(), saya mendeklarasikan variabel ukuranMatrix bertipe int yang digunakan untuk menyimpan ukuran matriks yang akan dibuat oleh pengguna. Program kemudian menampilkan pesan sambutan dan meminta pengguna memasukkan panjang matriks persegi yang diinginkan.</w:t>
+      </w:r>
+    </w:p>
+    <w:p>
+      <w:pPr>
+        <w:pStyle w:val="BodyText"/>
+        <w:spacing w:before="61"/>
+        <w:ind w:right="15" w:firstLine="720"/>
+        <w:jc w:val="both"/>
+        <w:rPr>
+          <w:b w:val="0"/>
+          <w:bCs w:val="0"/>
+          <w:spacing w:val="-2"/>
+          <w:sz w:val="24"/>
+          <w:szCs w:val="24"/>
+        </w:rPr>
+      </w:pPr>
+      <w:r>
+        <w:rPr>
+          <w:b w:val="0"/>
+          <w:bCs w:val="0"/>
+          <w:spacing w:val="-2"/>
+          <w:sz w:val="24"/>
+          <w:szCs w:val="24"/>
+        </w:rPr>
+        <w:t>Setelah itu, saya mendeklarasikan sebuah array dua dimensi bernama matrix dengan ukuran ukuranMatrix × ukuranMatrix. Array ini digunakan untuk menyimpan nilai-nilai yang akan dimasukkan oleh pengguna. Karena matriks berbentuk persegi, maka jumlah baris dan kolomnya sama.</w:t>
+      </w:r>
+    </w:p>
+    <w:p>
+      <w:pPr>
+        <w:pStyle w:val="BodyText"/>
+        <w:spacing w:before="61"/>
+        <w:ind w:right="15" w:firstLine="720"/>
+        <w:jc w:val="both"/>
+        <w:rPr>
+          <w:b w:val="0"/>
+          <w:bCs w:val="0"/>
+          <w:spacing w:val="-2"/>
+          <w:sz w:val="24"/>
+          <w:szCs w:val="24"/>
+        </w:rPr>
+      </w:pPr>
+      <w:r>
+        <w:rPr>
+          <w:b w:val="0"/>
+          <w:bCs w:val="0"/>
+          <w:spacing w:val="-2"/>
+          <w:sz w:val="24"/>
+          <w:szCs w:val="24"/>
+        </w:rPr>
+        <w:t>Selanjutnya, saya menggunakan perulangan for bertingkat (nested loop) untuk mengisi nilai matriks. Perulangan pertama menggunakan variabel i untuk mewakili baris, sedangkan perulangan kedua menggunakan variabel j untuk mewakili kolom. Pada setiap iterasi, program meminta pengguna memasukkan nilai untuk posisi baris dan kolom tertentu, kemudian nilai tersebut disimpan ke dalam matrix[i][j].</w:t>
+      </w:r>
+    </w:p>
+    <w:p>
+      <w:pPr>
+        <w:pStyle w:val="BodyText"/>
+        <w:spacing w:before="61"/>
+        <w:ind w:right="15" w:firstLine="720"/>
+        <w:jc w:val="both"/>
+        <w:rPr>
+          <w:b w:val="0"/>
+          <w:bCs w:val="0"/>
+          <w:spacing w:val="-2"/>
+          <w:sz w:val="24"/>
+          <w:szCs w:val="24"/>
+        </w:rPr>
+      </w:pPr>
+      <w:r>
+        <w:rPr>
+          <w:b w:val="0"/>
+          <w:bCs w:val="0"/>
+          <w:spacing w:val="-2"/>
+          <w:sz w:val="24"/>
+          <w:szCs w:val="24"/>
+        </w:rPr>
+        <w:t>Setelah semua nilai dimasukkan, program menampilkan matriks awal yang telah dibuat. Proses ini juga menggunakan perulangan for bertingkat untuk membaca setiap elemen matriks dan menampilkannya ke layar dalam bentuk baris dan kolom sehingga tampilannya menyerupai bentuk matriks.</w:t>
+      </w:r>
+    </w:p>
+    <w:p>
+      <w:pPr>
+        <w:pStyle w:val="BodyText"/>
+        <w:spacing w:before="61"/>
+        <w:ind w:right="15" w:firstLine="720"/>
+        <w:jc w:val="both"/>
+        <w:rPr>
+          <w:b w:val="0"/>
+          <w:bCs w:val="0"/>
+          <w:spacing w:val="-2"/>
+          <w:sz w:val="24"/>
+          <w:szCs w:val="24"/>
+        </w:rPr>
+      </w:pPr>
+      <w:r>
+        <w:rPr>
+          <w:b w:val="0"/>
+          <w:bCs w:val="0"/>
+          <w:spacing w:val="-2"/>
+          <w:sz w:val="24"/>
+          <w:szCs w:val="24"/>
+        </w:rPr>
+        <w:t>Pada bagian terakhir, program menampilkan matriks yang sudah diputar sebesar 90 derajat. Untuk melakukan hal ini, saya kembali menggunakan perulangan for bertingkat. Namun pada saat menampilkan nilai, indeks matriks diubah menggunakan rumus matrix[ukuranMatrix - 1 - j][i]. Perubahan indeks ini membuat elemen-elemen matriks ditampilkan dalam posisi yang seolah-olah sudah diputar 90 derajat searah jarum jam.</w:t>
+      </w:r>
+    </w:p>
+    <w:p>
+      <w:pPr>
+        <w:pStyle w:val="BodyText"/>
+        <w:spacing w:before="61"/>
+        <w:ind w:right="15" w:firstLine="720"/>
+        <w:jc w:val="both"/>
+        <w:rPr>
+          <w:b w:val="0"/>
+          <w:bCs w:val="0"/>
+          <w:spacing w:val="-2"/>
+          <w:sz w:val="24"/>
+          <w:szCs w:val="24"/>
+        </w:rPr>
+      </w:pPr>
+      <w:r>
+        <w:rPr>
+          <w:b w:val="0"/>
+          <w:bCs w:val="0"/>
+          <w:spacing w:val="-2"/>
+          <w:sz w:val="24"/>
+          <w:szCs w:val="24"/>
+        </w:rPr>
+        <w:t>Dengan cara tersebut, program dapat menampilkan dua tampilan matriks, yaitu matriks sebelum diputar dan matriks setelah diputar. Hal ini menunjukkan bagaimana perubahan posisi elemen terjadi ketika sebuah matriks mengalami rotasi 90 derajat.</w:t>
+      </w:r>
+    </w:p>
+    <w:p>
+      <w:pPr>
+        <w:pStyle w:val="BodyText"/>
+        <w:spacing w:before="61"/>
+        <w:ind w:right="15"/>
+        <w:jc w:val="both"/>
+        <w:rPr>
+          <w:b w:val="0"/>
+          <w:bCs w:val="0"/>
+          <w:spacing w:val="-2"/>
+          <w:sz w:val="24"/>
+          <w:szCs w:val="24"/>
+        </w:rPr>
+      </w:pPr>
+    </w:p>
+    <w:p>
+      <w:pPr>
+        <w:pStyle w:val="BodyText"/>
+        <w:spacing w:before="61"/>
+        <w:ind w:right="15"/>
+        <w:jc w:val="both"/>
+        <w:rPr>
+          <w:b w:val="0"/>
+          <w:bCs w:val="0"/>
+          <w:spacing w:val="-2"/>
+          <w:sz w:val="24"/>
+          <w:szCs w:val="24"/>
+        </w:rPr>
+      </w:pPr>
+    </w:p>
+    <w:p>
+      <w:pPr>
+        <w:pStyle w:val="BodyText"/>
+        <w:spacing w:before="61"/>
+        <w:ind w:right="15"/>
+        <w:jc w:val="both"/>
+        <w:rPr>
+          <w:b w:val="0"/>
+          <w:bCs w:val="0"/>
+          <w:spacing w:val="-2"/>
+          <w:sz w:val="24"/>
+          <w:szCs w:val="24"/>
+        </w:rPr>
+      </w:pPr>
+    </w:p>
+    <w:p>
+      <w:pPr>
+        <w:pStyle w:val="BodyText"/>
+        <w:spacing w:before="61"/>
+        <w:ind w:right="15"/>
+        <w:jc w:val="both"/>
+        <w:rPr>
+          <w:b w:val="0"/>
+          <w:bCs w:val="0"/>
+          <w:spacing w:val="-2"/>
+          <w:sz w:val="24"/>
+          <w:szCs w:val="24"/>
+        </w:rPr>
+      </w:pPr>
+    </w:p>
+    <w:p>
+      <w:pPr>
+        <w:pStyle w:val="BodyText"/>
+        <w:spacing w:before="61"/>
+        <w:ind w:right="15"/>
+        <w:jc w:val="both"/>
+        <w:rPr>
+          <w:b w:val="0"/>
+          <w:bCs w:val="0"/>
+          <w:spacing w:val="-2"/>
+          <w:sz w:val="24"/>
+          <w:szCs w:val="24"/>
+        </w:rPr>
+      </w:pPr>
+    </w:p>
+    <w:p>
+      <w:pPr>
+        <w:pStyle w:val="BodyText"/>
+        <w:spacing w:before="61"/>
+        <w:ind w:right="15"/>
+        <w:rPr>
+          <w:b w:val="0"/>
+          <w:bCs w:val="0"/>
+          <w:spacing w:val="-2"/>
+          <w:sz w:val="24"/>
+          <w:szCs w:val="24"/>
+        </w:rPr>
+      </w:pPr>
+    </w:p>
+    <w:p>
+      <w:pPr>
+        <w:pStyle w:val="BodyText"/>
+        <w:spacing w:before="61"/>
+        <w:ind w:right="15"/>
+        <w:rPr>
+          <w:b w:val="0"/>
+          <w:bCs w:val="0"/>
+          <w:spacing w:val="-2"/>
+          <w:sz w:val="24"/>
+          <w:szCs w:val="24"/>
+        </w:rPr>
+      </w:pPr>
+    </w:p>
+    <w:p>
+      <w:pPr>
+        <w:pStyle w:val="BodyText"/>
+        <w:spacing w:before="61"/>
+        <w:ind w:right="15"/>
+        <w:rPr>
+          <w:b w:val="0"/>
+          <w:bCs w:val="0"/>
+          <w:spacing w:val="-2"/>
+          <w:sz w:val="24"/>
+          <w:szCs w:val="24"/>
+        </w:rPr>
+      </w:pPr>
+    </w:p>
+    <w:p>
+      <w:pPr>
+        <w:pStyle w:val="BodyText"/>
+        <w:spacing w:before="61"/>
+        <w:ind w:right="15"/>
+        <w:rPr>
+          <w:b w:val="0"/>
+          <w:bCs w:val="0"/>
+          <w:spacing w:val="-2"/>
+          <w:sz w:val="24"/>
+          <w:szCs w:val="24"/>
+        </w:rPr>
+      </w:pPr>
+    </w:p>
+    <w:p>
+      <w:pPr>
+        <w:pStyle w:val="BodyText"/>
+        <w:spacing w:before="61"/>
+        <w:ind w:right="15"/>
+        <w:rPr>
+          <w:b w:val="0"/>
+          <w:bCs w:val="0"/>
+          <w:spacing w:val="-2"/>
+          <w:sz w:val="24"/>
+          <w:szCs w:val="24"/>
+        </w:rPr>
+      </w:pPr>
+    </w:p>
+    <w:p>
+      <w:pPr>
+        <w:pStyle w:val="BodyText"/>
+        <w:spacing w:before="61"/>
+        <w:ind w:right="15"/>
+        <w:rPr>
+          <w:b w:val="0"/>
+          <w:bCs w:val="0"/>
+          <w:spacing w:val="-2"/>
+          <w:sz w:val="24"/>
+          <w:szCs w:val="24"/>
+        </w:rPr>
+      </w:pPr>
+    </w:p>
+    <w:p>
+      <w:pPr>
+        <w:pStyle w:val="BodyText"/>
+        <w:spacing w:before="61"/>
+        <w:ind w:right="15"/>
+        <w:rPr>
+          <w:b w:val="0"/>
+          <w:bCs w:val="0"/>
+          <w:spacing w:val="-2"/>
+          <w:sz w:val="24"/>
+          <w:szCs w:val="24"/>
+        </w:rPr>
+      </w:pPr>
+    </w:p>
+    <w:p>
+      <w:pPr>
+        <w:pStyle w:val="BodyText"/>
+        <w:spacing w:before="61"/>
+        <w:ind w:right="15"/>
+        <w:rPr>
+          <w:b w:val="0"/>
+          <w:bCs w:val="0"/>
+          <w:spacing w:val="-2"/>
+          <w:sz w:val="24"/>
+          <w:szCs w:val="24"/>
+        </w:rPr>
+      </w:pPr>
+    </w:p>
+    <w:p>
+      <w:pPr>
+        <w:pStyle w:val="BodyText"/>
+        <w:spacing w:before="61"/>
+        <w:ind w:right="15"/>
+        <w:rPr>
+          <w:b w:val="0"/>
+          <w:bCs w:val="0"/>
+          <w:sz w:val="24"/>
+          <w:szCs w:val="24"/>
+        </w:rPr>
+      </w:pPr>
+      <w:r>
+        <w:rPr>
+          <w:b w:val="0"/>
+          <w:bCs w:val="0"/>
+          <w:spacing w:val="-2"/>
+          <w:sz w:val="24"/>
+          <w:szCs w:val="24"/>
+        </w:rPr>
+        <w:lastRenderedPageBreak/>
+        <w:t xml:space="preserve">Kode Programnya : </w:t>
+      </w:r>
+    </w:p>
+    <w:p>
+      <w:pPr>
+        <w:pStyle w:val="BodyText"/>
+        <w:spacing w:before="300"/>
+        <w:ind w:right="15"/>
+      </w:pPr>
+      <w:r>
+        <w:drawing>
+          <wp:inline distT="0" distB="0" distL="0" distR="0" wp14:anchorId="7EC90685" wp14:editId="37A61A08">
+            <wp:extent cx="5410200" cy="5845175"/>
+            <wp:effectExtent l="0" t="0" r="0" b="3175"/>
+            <wp:docPr id="410878194" name="Picture 1"/>
+            <wp:cNvGraphicFramePr>
+              <a:graphicFrameLocks xmlns:a="http://schemas.openxmlformats.org/drawingml/2006/main" noChangeAspect="1"/>
+            </wp:cNvGraphicFramePr>
+            <a:graphic xmlns:a="http://schemas.openxmlformats.org/drawingml/2006/main">
+              <a:graphicData uri="http://schemas.openxmlformats.org/drawingml/2006/picture">
+                <pic:pic xmlns:pic="http://schemas.openxmlformats.org/drawingml/2006/picture">
+                  <pic:nvPicPr>
+                    <pic:cNvPr id="410878194" name=""/>
+                    <pic:cNvPicPr/>
+                  </pic:nvPicPr>
+                  <pic:blipFill>
+                    <a:blip r:embed="rId9"/>
                     <a:stretch>
                       <a:fillRect/>
                     </a:stretch>
@@ -1149,7 +1210,7 @@
                   <pic:spPr>
                     <a:xfrm>
                       <a:off x="0" y="0"/>
-                      <a:ext cx="5410200" cy="4869180"/>
+                      <a:ext cx="5410200" cy="5845175"/>
                     </a:xfrm>
                     <a:prstGeom prst="rect">
                       <a:avLst/>
@@ -1174,13 +1235,105 @@
           <w:szCs w:val="24"/>
         </w:rPr>
       </w:pPr>
-      <w:r>
-        <w:rPr>
-          <w:b w:val="0"/>
-          <w:bCs w:val="0"/>
-          <w:sz w:val="24"/>
-          <w:szCs w:val="24"/>
-        </w:rPr>
+    </w:p>
+    <w:p>
+      <w:pPr>
+        <w:pStyle w:val="BodyText"/>
+        <w:spacing w:before="300"/>
+        <w:ind w:right="15"/>
+        <w:rPr>
+          <w:b w:val="0"/>
+          <w:bCs w:val="0"/>
+          <w:sz w:val="24"/>
+          <w:szCs w:val="24"/>
+        </w:rPr>
+      </w:pPr>
+    </w:p>
+    <w:p>
+      <w:pPr>
+        <w:pStyle w:val="BodyText"/>
+        <w:spacing w:before="300"/>
+        <w:ind w:right="15"/>
+        <w:rPr>
+          <w:b w:val="0"/>
+          <w:bCs w:val="0"/>
+          <w:sz w:val="24"/>
+          <w:szCs w:val="24"/>
+        </w:rPr>
+      </w:pPr>
+    </w:p>
+    <w:p>
+      <w:pPr>
+        <w:pStyle w:val="BodyText"/>
+        <w:spacing w:before="300"/>
+        <w:ind w:right="15"/>
+        <w:rPr>
+          <w:b w:val="0"/>
+          <w:bCs w:val="0"/>
+          <w:sz w:val="24"/>
+          <w:szCs w:val="24"/>
+        </w:rPr>
+      </w:pPr>
+    </w:p>
+    <w:p>
+      <w:pPr>
+        <w:pStyle w:val="BodyText"/>
+        <w:spacing w:before="300"/>
+        <w:ind w:right="15"/>
+        <w:rPr>
+          <w:b w:val="0"/>
+          <w:bCs w:val="0"/>
+          <w:sz w:val="24"/>
+          <w:szCs w:val="24"/>
+        </w:rPr>
+      </w:pPr>
+    </w:p>
+    <w:p>
+      <w:pPr>
+        <w:pStyle w:val="BodyText"/>
+        <w:spacing w:before="300"/>
+        <w:ind w:right="15"/>
+        <w:rPr>
+          <w:b w:val="0"/>
+          <w:bCs w:val="0"/>
+          <w:sz w:val="24"/>
+          <w:szCs w:val="24"/>
+        </w:rPr>
+      </w:pPr>
+    </w:p>
+    <w:p>
+      <w:pPr>
+        <w:pStyle w:val="BodyText"/>
+        <w:spacing w:before="300"/>
+        <w:ind w:right="15"/>
+        <w:rPr>
+          <w:b w:val="0"/>
+          <w:bCs w:val="0"/>
+          <w:sz w:val="24"/>
+          <w:szCs w:val="24"/>
+        </w:rPr>
+      </w:pPr>
+    </w:p>
+    <w:p>
+      <w:pPr>
+        <w:pStyle w:val="BodyText"/>
+        <w:spacing w:before="300"/>
+        <w:ind w:right="15"/>
+        <w:rPr>
+          <w:b w:val="0"/>
+          <w:bCs w:val="0"/>
+          <w:sz w:val="24"/>
+          <w:szCs w:val="24"/>
+        </w:rPr>
+      </w:pPr>
+      <w:r>
+        <w:rPr>
+          <w:b w:val="0"/>
+          <w:bCs w:val="0"/>
+          <w:sz w:val="24"/>
+          <w:szCs w:val="24"/>
+        </w:rPr>
+        <w:lastRenderedPageBreak/>
         <w:t xml:space="preserve">Outputnya di Terminal : </w:t>
       </w:r>
     </w:p>
@@ -1200,15 +1353,14 @@
         <w:rPr>
           <w:b w:val="0"/>
           <w:bCs w:val="0"/>
-          <w:noProof/>
           <w:sz w:val="24"/>
           <w:szCs w:val="24"/>
         </w:rPr>
         <w:drawing>
-          <wp:inline distT="0" distB="0" distL="0" distR="0" wp14:anchorId="34AD6D3B" wp14:editId="0D4CA1D1">
-            <wp:extent cx="1188721" cy="413468"/>
-            <wp:effectExtent l="0" t="0" r="0" b="5715"/>
-            <wp:docPr id="1671167062" name="Picture 5"/>
+          <wp:inline distT="0" distB="0" distL="0" distR="0" wp14:anchorId="6216A191" wp14:editId="194125E6">
+            <wp:extent cx="5020376" cy="3210373"/>
+            <wp:effectExtent l="0" t="0" r="8890" b="9525"/>
+            <wp:docPr id="373164348" name="Picture 1"/>
             <wp:cNvGraphicFramePr>
               <a:graphicFrameLocks xmlns:a="http://schemas.openxmlformats.org/drawingml/2006/main" noChangeAspect="1"/>
             </wp:cNvGraphicFramePr>
@@ -1216,17 +1368,11 @@
               <a:graphicData uri="http://schemas.openxmlformats.org/drawingml/2006/picture">
                 <pic:pic xmlns:pic="http://schemas.openxmlformats.org/drawingml/2006/picture">
                   <pic:nvPicPr>
-                    <pic:cNvPr id="1671167062" name="Picture 1671167062"/>
+                    <pic:cNvPr id="373164348" name=""/>
                     <pic:cNvPicPr/>
                   </pic:nvPicPr>
                   <pic:blipFill>
-                    <a:blip r:embed="rId9">
-                      <a:extLst>
-                        <a:ext uri="{28A0092B-C50C-407E-A947-70E740481C1C}">
-                          <a14:useLocalDpi xmlns:a14="http://schemas.microsoft.com/office/drawing/2010/main" val="0"/>
-                        </a:ext>
-                      </a:extLst>
-                    </a:blip>
+                    <a:blip r:embed="rId10"/>
                     <a:stretch>
                       <a:fillRect/>
                     </a:stretch>
@@ -1234,7 +1380,7 @@
                   <pic:spPr>
                     <a:xfrm>
                       <a:off x="0" y="0"/>
-                      <a:ext cx="1197092" cy="416380"/>
+                      <a:ext cx="5020376" cy="3210373"/>
                     </a:xfrm>
                     <a:prstGeom prst="rect">
                       <a:avLst/>
@@ -1249,268 +1395,6 @@
     </w:p>
     <w:p>
       <w:pPr>
-        <w:pStyle w:val="BodyText"/>
-        <w:spacing w:before="300"/>
-        <w:ind w:right="15"/>
-        <w:rPr>
-          <w:b w:val="0"/>
-          <w:bCs w:val="0"/>
-          <w:sz w:val="24"/>
-          <w:szCs w:val="24"/>
-        </w:rPr>
-      </w:pPr>
-    </w:p>
-    <w:p>
-      <w:pPr>
-        <w:pStyle w:val="BodyText"/>
-        <w:spacing w:before="300"/>
-        <w:ind w:right="15"/>
-        <w:rPr>
-          <w:b w:val="0"/>
-          <w:bCs w:val="0"/>
-          <w:sz w:val="24"/>
-          <w:szCs w:val="24"/>
-        </w:rPr>
-      </w:pPr>
-    </w:p>
-    <w:p>
-      <w:pPr>
-        <w:pStyle w:val="BodyText"/>
-        <w:spacing w:before="300"/>
-        <w:ind w:right="15"/>
-        <w:rPr>
-          <w:b w:val="0"/>
-          <w:bCs w:val="0"/>
-          <w:sz w:val="24"/>
-          <w:szCs w:val="24"/>
-        </w:rPr>
-      </w:pPr>
-    </w:p>
-    <w:p>
-      <w:pPr>
-        <w:pStyle w:val="BodyText"/>
-        <w:spacing w:before="300"/>
-        <w:ind w:right="15"/>
-        <w:rPr>
-          <w:b w:val="0"/>
-          <w:bCs w:val="0"/>
-          <w:sz w:val="24"/>
-          <w:szCs w:val="24"/>
-        </w:rPr>
-      </w:pPr>
-    </w:p>
-    <w:p>
-      <w:pPr>
-        <w:pStyle w:val="BodyText"/>
-        <w:spacing w:before="300"/>
-        <w:ind w:right="15"/>
-        <w:rPr>
-          <w:b w:val="0"/>
-          <w:bCs w:val="0"/>
-          <w:sz w:val="24"/>
-          <w:szCs w:val="24"/>
-        </w:rPr>
-      </w:pPr>
-    </w:p>
-    <w:p>
-      <w:pPr>
-        <w:pStyle w:val="BodyText"/>
-        <w:spacing w:before="300"/>
-        <w:ind w:right="15"/>
-        <w:rPr>
-          <w:b w:val="0"/>
-          <w:bCs w:val="0"/>
-          <w:sz w:val="24"/>
-          <w:szCs w:val="24"/>
-        </w:rPr>
-      </w:pPr>
-    </w:p>
-    <w:p>
-      <w:pPr>
-        <w:pStyle w:val="BodyText"/>
-        <w:spacing w:before="300"/>
-        <w:ind w:right="15"/>
-        <w:rPr>
-          <w:b w:val="0"/>
-          <w:bCs w:val="0"/>
-          <w:sz w:val="24"/>
-          <w:szCs w:val="24"/>
-        </w:rPr>
-      </w:pPr>
-    </w:p>
-    <w:p>
-      <w:pPr>
-        <w:pStyle w:val="BodyText"/>
-        <w:spacing w:before="300"/>
-        <w:ind w:right="15"/>
-        <w:rPr>
-          <w:b w:val="0"/>
-          <w:bCs w:val="0"/>
-          <w:sz w:val="24"/>
-          <w:szCs w:val="24"/>
-        </w:rPr>
-      </w:pPr>
-      <w:r>
-        <w:rPr>
-          <w:b w:val="0"/>
-          <w:bCs w:val="0"/>
-          <w:sz w:val="24"/>
-          <w:szCs w:val="24"/>
-        </w:rPr>
-        <w:lastRenderedPageBreak/>
-        <w:t>Jika diganti array :</w:t>
-      </w:r>
-    </w:p>
-    <w:p>
-      <w:pPr>
-        <w:pStyle w:val="BodyText"/>
-        <w:spacing w:before="300"/>
-        <w:ind w:right="15"/>
-        <w:rPr>
-          <w:b w:val="0"/>
-          <w:bCs w:val="0"/>
-          <w:sz w:val="24"/>
-          <w:szCs w:val="24"/>
-        </w:rPr>
-      </w:pPr>
-      <w:r>
-        <w:rPr>
-          <w:b w:val="0"/>
-          <w:bCs w:val="0"/>
-          <w:noProof/>
-          <w:sz w:val="24"/>
-          <w:szCs w:val="24"/>
-        </w:rPr>
-        <w:drawing>
-          <wp:inline distT="0" distB="0" distL="0" distR="0" wp14:anchorId="6CE10FE9" wp14:editId="59A4021B">
-            <wp:extent cx="5410200" cy="4286885"/>
-            <wp:effectExtent l="0" t="0" r="0" b="0"/>
-            <wp:docPr id="1665507677" name="Picture 6"/>
-            <wp:cNvGraphicFramePr>
-              <a:graphicFrameLocks xmlns:a="http://schemas.openxmlformats.org/drawingml/2006/main" noChangeAspect="1"/>
-            </wp:cNvGraphicFramePr>
-            <a:graphic xmlns:a="http://schemas.openxmlformats.org/drawingml/2006/main">
-              <a:graphicData uri="http://schemas.openxmlformats.org/drawingml/2006/picture">
-                <pic:pic xmlns:pic="http://schemas.openxmlformats.org/drawingml/2006/picture">
-                  <pic:nvPicPr>
-                    <pic:cNvPr id="1665507677" name="Picture 1665507677"/>
-                    <pic:cNvPicPr/>
-                  </pic:nvPicPr>
-                  <pic:blipFill>
-                    <a:blip r:embed="rId10">
-                      <a:extLst>
-                        <a:ext uri="{28A0092B-C50C-407E-A947-70E740481C1C}">
-                          <a14:useLocalDpi xmlns:a14="http://schemas.microsoft.com/office/drawing/2010/main" val="0"/>
-                        </a:ext>
-                      </a:extLst>
-                    </a:blip>
-                    <a:stretch>
-                      <a:fillRect/>
-                    </a:stretch>
-                  </pic:blipFill>
-                  <pic:spPr>
-                    <a:xfrm>
-                      <a:off x="0" y="0"/>
-                      <a:ext cx="5410200" cy="4286885"/>
-                    </a:xfrm>
-                    <a:prstGeom prst="rect">
-                      <a:avLst/>
-                    </a:prstGeom>
-                  </pic:spPr>
-                </pic:pic>
-              </a:graphicData>
-            </a:graphic>
-          </wp:inline>
-        </w:drawing>
-      </w:r>
-    </w:p>
-    <w:p>
-      <w:pPr>
-        <w:pStyle w:val="BodyText"/>
-        <w:spacing w:before="300"/>
-        <w:ind w:right="15"/>
-        <w:rPr>
-          <w:b w:val="0"/>
-          <w:bCs w:val="0"/>
-          <w:sz w:val="24"/>
-          <w:szCs w:val="24"/>
-        </w:rPr>
-      </w:pPr>
-      <w:r>
-        <w:rPr>
-          <w:b w:val="0"/>
-          <w:bCs w:val="0"/>
-          <w:sz w:val="24"/>
-          <w:szCs w:val="24"/>
-        </w:rPr>
-        <w:t xml:space="preserve">Outputnya : </w:t>
-      </w:r>
-    </w:p>
-    <w:p>
-      <w:pPr>
-        <w:pStyle w:val="BodyText"/>
-        <w:spacing w:before="300"/>
-        <w:ind w:right="15"/>
-        <w:rPr>
-          <w:b w:val="0"/>
-          <w:bCs w:val="0"/>
-          <w:sz w:val="24"/>
-          <w:szCs w:val="24"/>
-        </w:rPr>
-      </w:pPr>
-      <w:r>
-        <w:rPr>
-          <w:b w:val="0"/>
-          <w:bCs w:val="0"/>
-          <w:noProof/>
-          <w:sz w:val="24"/>
-          <w:szCs w:val="24"/>
-        </w:rPr>
-        <w:drawing>
-          <wp:inline distT="0" distB="0" distL="0" distR="0" wp14:anchorId="3E5E0CDE" wp14:editId="6BA496D6">
-            <wp:extent cx="1518301" cy="453225"/>
-            <wp:effectExtent l="0" t="0" r="5715" b="4445"/>
-            <wp:docPr id="1249340492" name="Picture 7"/>
-            <wp:cNvGraphicFramePr>
-              <a:graphicFrameLocks xmlns:a="http://schemas.openxmlformats.org/drawingml/2006/main" noChangeAspect="1"/>
-            </wp:cNvGraphicFramePr>
-            <a:graphic xmlns:a="http://schemas.openxmlformats.org/drawingml/2006/main">
-              <a:graphicData uri="http://schemas.openxmlformats.org/drawingml/2006/picture">
-                <pic:pic xmlns:pic="http://schemas.openxmlformats.org/drawingml/2006/picture">
-                  <pic:nvPicPr>
-                    <pic:cNvPr id="1249340492" name="Picture 1249340492"/>
-                    <pic:cNvPicPr/>
-                  </pic:nvPicPr>
-                  <pic:blipFill>
-                    <a:blip r:embed="rId11">
-                      <a:extLst>
-                        <a:ext uri="{28A0092B-C50C-407E-A947-70E740481C1C}">
-                          <a14:useLocalDpi xmlns:a14="http://schemas.microsoft.com/office/drawing/2010/main" val="0"/>
-                        </a:ext>
-                      </a:extLst>
-                    </a:blip>
-                    <a:stretch>
-                      <a:fillRect/>
-                    </a:stretch>
-                  </pic:blipFill>
-                  <pic:spPr>
-                    <a:xfrm>
-                      <a:off x="0" y="0"/>
-                      <a:ext cx="1538643" cy="459297"/>
-                    </a:xfrm>
-                    <a:prstGeom prst="rect">
-                      <a:avLst/>
-                    </a:prstGeom>
-                  </pic:spPr>
-                </pic:pic>
-              </a:graphicData>
-            </a:graphic>
-          </wp:inline>
-        </w:drawing>
-      </w:r>
-    </w:p>
-    <w:p>
-      <w:pPr>
         <w:ind w:right="15"/>
         <w:jc w:val="center"/>
         <w:rPr>
@@ -1540,7 +1424,7 @@
           <w:i/>
           <w:sz w:val="24"/>
         </w:rPr>
-        <w:t>https://github.com/jawsyanito/StrukturData_25040/tree/main/Pertemuan%202</w:t>
+        <w:t>https://github.com/jawsyanito/StrukturData_25040/tree/main/Pertemuan%203/Tugas</w:t>
       </w:r>
     </w:p>
     <w:sectPr>
@@ -1591,7 +1475,7 @@
       <mc:AlternateContent>
         <mc:Choice Requires="wps">
           <w:drawing>
-            <wp:anchor distT="0" distB="0" distL="0" distR="0" simplePos="0" relativeHeight="487546880" behindDoc="1" locked="0" layoutInCell="1" allowOverlap="1" wp14:anchorId="46C3A619" wp14:editId="5AC7E13A">
+            <wp:anchor distT="0" distB="0" distL="0" distR="0" simplePos="0" relativeHeight="251657216" behindDoc="1" locked="0" layoutInCell="1" allowOverlap="1" wp14:anchorId="46C3A619" wp14:editId="5AC7E13A">
               <wp:simplePos x="0" y="0"/>
               <wp:positionH relativeFrom="page">
                 <wp:posOffset>1435099</wp:posOffset>
@@ -1655,7 +1539,7 @@
         </mc:Choice>
         <mc:Fallback>
           <w:pict>
-            <v:shape w14:anchorId="6F43A53B" id="Graphic 2" o:spid="_x0000_s1026" style="position:absolute;margin-left:113pt;margin-top:779.5pt;width:397pt;height:.1pt;z-index:-15769600;visibility:visible;mso-wrap-style:square;mso-wrap-distance-left:0;mso-wrap-distance-top:0;mso-wrap-distance-right:0;mso-wrap-distance-bottom:0;mso-position-horizontal:absolute;mso-position-horizontal-relative:page;mso-position-vertical:absolute;mso-position-vertical-relative:page;v-text-anchor:top" coordsize="5041900,1270" o:gfxdata="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" path="m,l5041899,e" filled="f" strokecolor="#d9d9d9" strokeweight="1pt">
+            <v:shape w14:anchorId="0EC287F9" id="Graphic 2" o:spid="_x0000_s1026" style="position:absolute;margin-left:113pt;margin-top:779.5pt;width:397pt;height:.1pt;z-index:-251659264;visibility:visible;mso-wrap-style:square;mso-wrap-distance-left:0;mso-wrap-distance-top:0;mso-wrap-distance-right:0;mso-wrap-distance-bottom:0;mso-position-horizontal:absolute;mso-position-horizontal-relative:page;mso-position-vertical:absolute;mso-position-vertical-relative:page;v-text-anchor:top" coordsize="5041900,1270" o:gfxdata="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" path="m,l5041899,e" filled="f" strokecolor="#d9d9d9" strokeweight="1pt">
               <v:path arrowok="t"/>
               <w10:wrap anchorx="page" anchory="page"/>
             </v:shape>
@@ -1672,7 +1556,7 @@
       <mc:AlternateContent>
         <mc:Choice Requires="wps">
           <w:drawing>
-            <wp:anchor distT="0" distB="0" distL="0" distR="0" simplePos="0" relativeHeight="487547392" behindDoc="1" locked="0" layoutInCell="1" allowOverlap="1" wp14:anchorId="4118473C" wp14:editId="5B71A87B">
+            <wp:anchor distT="0" distB="0" distL="0" distR="0" simplePos="0" relativeHeight="251659264" behindDoc="1" locked="0" layoutInCell="1" allowOverlap="1" wp14:anchorId="4118473C" wp14:editId="5B71A87B">
               <wp:simplePos x="0" y="0"/>
               <wp:positionH relativeFrom="page">
                 <wp:posOffset>1402079</wp:posOffset>
@@ -1770,7 +1654,7 @@
               <v:stroke joinstyle="miter"/>
               <v:path gradientshapeok="t" o:connecttype="rect"/>
             </v:shapetype>
-            <v:shape id="Textbox 3" o:spid="_x0000_s1027" type="#_x0000_t202" style="position:absolute;margin-left:110.4pt;margin-top:780.25pt;width:95.9pt;height:14.2pt;z-index:-15769088;visibility:visible;mso-wrap-style:square;mso-wrap-distance-left:0;mso-wrap-distance-top:0;mso-wrap-distance-right:0;mso-wrap-distance-bottom:0;mso-position-horizontal:absolute;mso-position-horizontal-relative:page;mso-position-vertical:absolute;mso-position-vertical-relative:page;v-text-anchor:top" o:gfxdata="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" filled="f" stroked="f">
+            <v:shape id="Textbox 3" o:spid="_x0000_s1027" type="#_x0000_t202" style="position:absolute;margin-left:110.4pt;margin-top:780.25pt;width:95.9pt;height:14.2pt;z-index:-251657216;visibility:visible;mso-wrap-style:square;mso-wrap-distance-left:0;mso-wrap-distance-top:0;mso-wrap-distance-right:0;mso-wrap-distance-bottom:0;mso-position-horizontal:absolute;mso-position-horizontal-relative:page;mso-position-vertical:absolute;mso-position-vertical-relative:page;v-text-anchor:top" o:gfxdata="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" filled="f" stroked="f">
               <v:textbox inset="0,0,0,0">
                 <w:txbxContent>
                   <w:p>
@@ -2361,6 +2245,29 @@
       <w:lang w:val="id"/>
     </w:rPr>
   </w:style>
+  <w:style w:type="character" w:styleId="Hyperlink">
+    <w:name w:val="Hyperlink"/>
+    <w:basedOn w:val="DefaultParagraphFont"/>
+    <w:uiPriority w:val="99"/>
+    <w:unhideWhenUsed/>
+    <w:rsid w:val="008E6621"/>
+    <w:rPr>
+      <w:color w:val="0000FF" w:themeColor="hyperlink"/>
+      <w:u w:val="single"/>
+    </w:rPr>
+  </w:style>
+  <w:style w:type="character" w:styleId="UnresolvedMention">
+    <w:name w:val="Unresolved Mention"/>
+    <w:basedOn w:val="DefaultParagraphFont"/>
+    <w:uiPriority w:val="99"/>
+    <w:semiHidden/>
+    <w:unhideWhenUsed/>
+    <w:rsid w:val="008E6621"/>
+    <w:rPr>
+      <w:color w:val="605E5C"/>
+      <w:shd w:val="clear" w:color="auto" w:fill="E1DFDD"/>
+    </w:rPr>
+  </w:style>
 </w:styles>
 </file>
 

--- a/Tugas 2.docx
+++ b/Tugas 2.docx
@@ -62,7 +62,7 @@
         <w:rPr>
           <w:spacing w:val="-10"/>
         </w:rPr>
-        <w:t>3</w:t>
+        <w:t>5</w:t>
       </w:r>
     </w:p>
     <w:p>
@@ -134,7 +134,7 @@
                     <pic:cNvPicPr/>
                   </pic:nvPicPr>
                   <pic:blipFill>
-                    <a:blip r:embed="rId6" cstate="print"/>
+                    <a:blip r:embed="rId7" cstate="print"/>
                     <a:stretch>
                       <a:fillRect/>
                     </a:stretch>
@@ -625,129 +625,545 @@
     <w:p>
       <w:pPr>
         <w:pStyle w:val="BodyText"/>
-        <w:ind w:firstLine="720"/>
         <w:jc w:val="both"/>
-        <w:rPr>
-          <w:b w:val="0"/>
-          <w:bCs w:val="0"/>
-          <w:spacing w:val="-4"/>
-          <w:sz w:val="24"/>
-          <w:szCs w:val="24"/>
-        </w:rPr>
-      </w:pPr>
-      <w:r>
-        <w:rPr>
-          <w:b w:val="0"/>
-          <w:bCs w:val="0"/>
-          <w:spacing w:val="-4"/>
-          <w:sz w:val="24"/>
-          <w:szCs w:val="24"/>
-        </w:rPr>
-        <w:t>Buatlah sebuah array 2D dengan ketentuan n x n sehingga membentuk persegi. Kemudian putarlah image tersebut 90 derajat searah jarum jam. Putarlah element di dalam array yang sudah dibuat sebelumnya, dilarang untuk membuat array yang baru. Gambar dibawah merupakan</w:t>
-      </w:r>
-      <w:r>
-        <w:rPr>
-          <w:b w:val="0"/>
-          <w:bCs w:val="0"/>
-          <w:spacing w:val="-4"/>
-          <w:sz w:val="24"/>
-          <w:szCs w:val="24"/>
-        </w:rPr>
-        <w:t xml:space="preserve"> contohnya</w:t>
-      </w:r>
-    </w:p>
-    <w:p>
-      <w:pPr>
-        <w:pStyle w:val="BodyText"/>
-        <w:ind w:firstLine="720"/>
+      </w:pPr>
+    </w:p>
+    <w:p>
+      <w:pPr>
+        <w:pStyle w:val="BodyText"/>
         <w:jc w:val="both"/>
         <w:rPr>
           <w:b w:val="0"/>
           <w:bCs w:val="0"/>
-          <w:spacing w:val="-4"/>
-          <w:sz w:val="24"/>
-          <w:szCs w:val="24"/>
-        </w:rPr>
-      </w:pPr>
-    </w:p>
-    <w:p>
-      <w:pPr>
-        <w:pStyle w:val="BodyText"/>
+          <w:sz w:val="24"/>
+          <w:szCs w:val="24"/>
+          <w:lang w:val="en-ID"/>
+        </w:rPr>
+      </w:pPr>
+      <w:proofErr w:type="spellStart"/>
+      <w:r>
+        <w:rPr>
+          <w:b w:val="0"/>
+          <w:bCs w:val="0"/>
+          <w:sz w:val="24"/>
+          <w:szCs w:val="24"/>
+          <w:lang w:val="en-ID"/>
+        </w:rPr>
+        <w:t>Tugas</w:t>
+      </w:r>
+      <w:proofErr w:type="spellEnd"/>
+      <w:r>
+        <w:rPr>
+          <w:b w:val="0"/>
+          <w:bCs w:val="0"/>
+          <w:sz w:val="24"/>
+          <w:szCs w:val="24"/>
+          <w:lang w:val="en-ID"/>
+        </w:rPr>
+        <w:t xml:space="preserve">: Reverse Linked List </w:t>
+      </w:r>
+      <w:proofErr w:type="spellStart"/>
+      <w:r>
+        <w:rPr>
+          <w:b w:val="0"/>
+          <w:bCs w:val="0"/>
+          <w:sz w:val="24"/>
+          <w:szCs w:val="24"/>
+          <w:lang w:val="en-ID"/>
+        </w:rPr>
+        <w:t>Buatlah</w:t>
+      </w:r>
+      <w:proofErr w:type="spellEnd"/>
+      <w:r>
+        <w:rPr>
+          <w:b w:val="0"/>
+          <w:bCs w:val="0"/>
+          <w:sz w:val="24"/>
+          <w:szCs w:val="24"/>
+          <w:lang w:val="en-ID"/>
+        </w:rPr>
+        <w:t xml:space="preserve"> program </w:t>
+      </w:r>
+      <w:proofErr w:type="spellStart"/>
+      <w:r>
+        <w:rPr>
+          <w:b w:val="0"/>
+          <w:bCs w:val="0"/>
+          <w:sz w:val="24"/>
+          <w:szCs w:val="24"/>
+          <w:lang w:val="en-ID"/>
+        </w:rPr>
+        <w:t>untuk</w:t>
+      </w:r>
+      <w:proofErr w:type="spellEnd"/>
+      <w:r>
+        <w:rPr>
+          <w:b w:val="0"/>
+          <w:bCs w:val="0"/>
+          <w:sz w:val="24"/>
+          <w:szCs w:val="24"/>
+          <w:lang w:val="en-ID"/>
+        </w:rPr>
+        <w:t xml:space="preserve"> </w:t>
+      </w:r>
+      <w:proofErr w:type="spellStart"/>
+      <w:r>
+        <w:rPr>
+          <w:b w:val="0"/>
+          <w:bCs w:val="0"/>
+          <w:sz w:val="24"/>
+          <w:szCs w:val="24"/>
+          <w:lang w:val="en-ID"/>
+        </w:rPr>
+        <w:t>membalikkan</w:t>
+      </w:r>
+      <w:proofErr w:type="spellEnd"/>
+      <w:r>
+        <w:rPr>
+          <w:b w:val="0"/>
+          <w:bCs w:val="0"/>
+          <w:sz w:val="24"/>
+          <w:szCs w:val="24"/>
+          <w:lang w:val="en-ID"/>
+        </w:rPr>
+        <w:t xml:space="preserve"> </w:t>
+      </w:r>
+      <w:proofErr w:type="spellStart"/>
+      <w:r>
+        <w:rPr>
+          <w:b w:val="0"/>
+          <w:bCs w:val="0"/>
+          <w:sz w:val="24"/>
+          <w:szCs w:val="24"/>
+          <w:lang w:val="en-ID"/>
+        </w:rPr>
+        <w:t>urutan</w:t>
+      </w:r>
+      <w:proofErr w:type="spellEnd"/>
+      <w:r>
+        <w:rPr>
+          <w:b w:val="0"/>
+          <w:bCs w:val="0"/>
+          <w:sz w:val="24"/>
+          <w:szCs w:val="24"/>
+          <w:lang w:val="en-ID"/>
+        </w:rPr>
+        <w:t xml:space="preserve"> data.</w:t>
+      </w:r>
+      <w:r>
+        <w:rPr>
+          <w:b w:val="0"/>
+          <w:bCs w:val="0"/>
+          <w:sz w:val="24"/>
+          <w:szCs w:val="24"/>
+          <w:lang w:val="en-ID"/>
+        </w:rPr>
+        <w:br/>
+      </w:r>
+    </w:p>
+    <w:p>
+      <w:pPr>
+        <w:pStyle w:val="BodyText"/>
+        <w:numPr>
+          <w:ilvl w:val="0"/>
+          <w:numId w:val="3"/>
+        </w:numPr>
         <w:jc w:val="both"/>
         <w:rPr>
           <w:b w:val="0"/>
           <w:bCs w:val="0"/>
-          <w:spacing w:val="-4"/>
-          <w:sz w:val="24"/>
-          <w:szCs w:val="24"/>
-        </w:rPr>
-      </w:pPr>
-    </w:p>
-    <w:p>
-      <w:pPr>
-        <w:pStyle w:val="BodyText"/>
+          <w:sz w:val="24"/>
+          <w:szCs w:val="24"/>
+          <w:lang w:val="en-ID"/>
+        </w:rPr>
+      </w:pPr>
+      <w:r>
+        <w:rPr>
+          <w:b w:val="0"/>
+          <w:bCs w:val="0"/>
+          <w:sz w:val="24"/>
+          <w:szCs w:val="24"/>
+          <w:lang w:val="en-ID"/>
+        </w:rPr>
+        <w:t>Input: 5 -&gt; 4 -&gt; 3 -&gt; 2 → 1</w:t>
+      </w:r>
+    </w:p>
+    <w:p>
+      <w:pPr>
+        <w:pStyle w:val="BodyText"/>
+        <w:numPr>
+          <w:ilvl w:val="0"/>
+          <w:numId w:val="3"/>
+        </w:numPr>
         <w:jc w:val="both"/>
+        <w:rPr>
+          <w:b w:val="0"/>
+          <w:bCs w:val="0"/>
+          <w:sz w:val="24"/>
+          <w:szCs w:val="24"/>
+          <w:lang w:val="en-ID"/>
+        </w:rPr>
+      </w:pPr>
+      <w:r>
+        <w:rPr>
+          <w:b w:val="0"/>
+          <w:bCs w:val="0"/>
+          <w:sz w:val="24"/>
+          <w:szCs w:val="24"/>
+          <w:lang w:val="en-ID"/>
+        </w:rPr>
+        <w:t>Output: 1 -&gt; 2 -&gt; 3 -&gt;4 - &gt; 5</w:t>
+      </w:r>
+    </w:p>
+    <w:p>
+      <w:pPr>
+        <w:pStyle w:val="BodyText"/>
+        <w:numPr>
+          <w:ilvl w:val="0"/>
+          <w:numId w:val="3"/>
+        </w:numPr>
+        <w:jc w:val="both"/>
+        <w:rPr>
+          <w:b w:val="0"/>
+          <w:bCs w:val="0"/>
+          <w:sz w:val="24"/>
+          <w:szCs w:val="24"/>
+          <w:lang w:val="en-ID"/>
+        </w:rPr>
+      </w:pPr>
+    </w:p>
+    <w:p>
+      <w:pPr>
+        <w:pStyle w:val="BodyText"/>
+        <w:jc w:val="both"/>
+        <w:rPr>
+          <w:b w:val="0"/>
+          <w:bCs w:val="0"/>
+          <w:sz w:val="24"/>
+          <w:szCs w:val="24"/>
+          <w:lang w:val="en-ID"/>
+        </w:rPr>
+      </w:pPr>
+      <w:r>
+        <w:rPr>
+          <w:b w:val="0"/>
+          <w:bCs w:val="0"/>
+          <w:sz w:val="24"/>
+          <w:szCs w:val="24"/>
+          <w:lang w:val="en-ID"/>
+        </w:rPr>
+        <w:t xml:space="preserve">Hint </w:t>
+      </w:r>
+      <w:proofErr w:type="spellStart"/>
+      <w:r>
+        <w:rPr>
+          <w:b w:val="0"/>
+          <w:bCs w:val="0"/>
+          <w:sz w:val="24"/>
+          <w:szCs w:val="24"/>
+          <w:lang w:val="en-ID"/>
+        </w:rPr>
+        <w:t>Pengerjaan</w:t>
+      </w:r>
+      <w:proofErr w:type="spellEnd"/>
+      <w:r>
+        <w:rPr>
+          <w:b w:val="0"/>
+          <w:bCs w:val="0"/>
+          <w:sz w:val="24"/>
+          <w:szCs w:val="24"/>
+          <w:lang w:val="en-ID"/>
+        </w:rPr>
+        <w:t>:</w:t>
+      </w:r>
+    </w:p>
+    <w:p>
+      <w:pPr>
+        <w:pStyle w:val="BodyText"/>
+        <w:numPr>
+          <w:ilvl w:val="0"/>
+          <w:numId w:val="4"/>
+        </w:numPr>
+        <w:jc w:val="both"/>
+        <w:rPr>
+          <w:b w:val="0"/>
+          <w:bCs w:val="0"/>
+          <w:sz w:val="24"/>
+          <w:szCs w:val="24"/>
+          <w:lang w:val="en-ID"/>
+        </w:rPr>
+      </w:pPr>
+      <w:proofErr w:type="spellStart"/>
+      <w:r>
+        <w:rPr>
+          <w:b w:val="0"/>
+          <w:bCs w:val="0"/>
+          <w:sz w:val="24"/>
+          <w:szCs w:val="24"/>
+          <w:lang w:val="en-ID"/>
+        </w:rPr>
+        <w:t>Gunakan</w:t>
+      </w:r>
+      <w:proofErr w:type="spellEnd"/>
+      <w:r>
+        <w:rPr>
+          <w:b w:val="0"/>
+          <w:bCs w:val="0"/>
+          <w:sz w:val="24"/>
+          <w:szCs w:val="24"/>
+          <w:lang w:val="en-ID"/>
+        </w:rPr>
+        <w:t xml:space="preserve"> 3 pointer </w:t>
+      </w:r>
+      <w:proofErr w:type="spellStart"/>
+      <w:r>
+        <w:rPr>
+          <w:b w:val="0"/>
+          <w:bCs w:val="0"/>
+          <w:sz w:val="24"/>
+          <w:szCs w:val="24"/>
+          <w:lang w:val="en-ID"/>
+        </w:rPr>
+        <w:t>bantu</w:t>
+      </w:r>
+      <w:proofErr w:type="spellEnd"/>
+      <w:r>
+        <w:rPr>
+          <w:b w:val="0"/>
+          <w:bCs w:val="0"/>
+          <w:sz w:val="24"/>
+          <w:szCs w:val="24"/>
+          <w:lang w:val="en-ID"/>
+        </w:rPr>
+        <w:t xml:space="preserve"> (</w:t>
+      </w:r>
+      <w:proofErr w:type="spellStart"/>
+      <w:r>
+        <w:rPr>
+          <w:b w:val="0"/>
+          <w:bCs w:val="0"/>
+          <w:sz w:val="24"/>
+          <w:szCs w:val="24"/>
+          <w:lang w:val="en-ID"/>
+        </w:rPr>
+        <w:t>prev</w:t>
+      </w:r>
+      <w:proofErr w:type="spellEnd"/>
+      <w:r>
+        <w:rPr>
+          <w:b w:val="0"/>
+          <w:bCs w:val="0"/>
+          <w:sz w:val="24"/>
+          <w:szCs w:val="24"/>
+          <w:lang w:val="en-ID"/>
+        </w:rPr>
+        <w:t>, current, next).</w:t>
+      </w:r>
+    </w:p>
+    <w:p>
+      <w:pPr>
+        <w:pStyle w:val="BodyText"/>
+        <w:numPr>
+          <w:ilvl w:val="0"/>
+          <w:numId w:val="4"/>
+        </w:numPr>
+        <w:jc w:val="both"/>
+        <w:rPr>
+          <w:b w:val="0"/>
+          <w:bCs w:val="0"/>
+          <w:sz w:val="24"/>
+          <w:szCs w:val="24"/>
+          <w:lang w:val="en-ID"/>
+        </w:rPr>
+      </w:pPr>
+      <w:r>
+        <w:rPr>
+          <w:b w:val="0"/>
+          <w:bCs w:val="0"/>
+          <w:sz w:val="24"/>
+          <w:szCs w:val="24"/>
+          <w:lang w:val="en-ID"/>
+        </w:rPr>
+        <w:t xml:space="preserve">Saat traversing, </w:t>
+      </w:r>
+      <w:proofErr w:type="spellStart"/>
+      <w:r>
+        <w:rPr>
+          <w:b w:val="0"/>
+          <w:bCs w:val="0"/>
+          <w:sz w:val="24"/>
+          <w:szCs w:val="24"/>
+          <w:lang w:val="en-ID"/>
+        </w:rPr>
+        <w:t>balik</w:t>
+      </w:r>
+      <w:proofErr w:type="spellEnd"/>
+      <w:r>
+        <w:rPr>
+          <w:b w:val="0"/>
+          <w:bCs w:val="0"/>
+          <w:sz w:val="24"/>
+          <w:szCs w:val="24"/>
+          <w:lang w:val="en-ID"/>
+        </w:rPr>
+        <w:t xml:space="preserve"> </w:t>
+      </w:r>
+      <w:proofErr w:type="spellStart"/>
+      <w:r>
+        <w:rPr>
+          <w:b w:val="0"/>
+          <w:bCs w:val="0"/>
+          <w:sz w:val="24"/>
+          <w:szCs w:val="24"/>
+          <w:lang w:val="en-ID"/>
+        </w:rPr>
+        <w:t>arah</w:t>
+      </w:r>
+      <w:proofErr w:type="spellEnd"/>
+      <w:r>
+        <w:rPr>
+          <w:b w:val="0"/>
+          <w:bCs w:val="0"/>
+          <w:sz w:val="24"/>
+          <w:szCs w:val="24"/>
+          <w:lang w:val="en-ID"/>
+        </w:rPr>
+        <w:t xml:space="preserve"> pointer current-&gt;next agar </w:t>
+      </w:r>
+      <w:proofErr w:type="spellStart"/>
+      <w:r>
+        <w:rPr>
+          <w:b w:val="0"/>
+          <w:bCs w:val="0"/>
+          <w:sz w:val="24"/>
+          <w:szCs w:val="24"/>
+          <w:lang w:val="en-ID"/>
+        </w:rPr>
+        <w:t>menunjuk</w:t>
+      </w:r>
+      <w:proofErr w:type="spellEnd"/>
+      <w:r>
+        <w:rPr>
+          <w:b w:val="0"/>
+          <w:bCs w:val="0"/>
+          <w:sz w:val="24"/>
+          <w:szCs w:val="24"/>
+          <w:lang w:val="en-ID"/>
+        </w:rPr>
+        <w:t xml:space="preserve"> </w:t>
+      </w:r>
+      <w:proofErr w:type="spellStart"/>
+      <w:r>
+        <w:rPr>
+          <w:b w:val="0"/>
+          <w:bCs w:val="0"/>
+          <w:sz w:val="24"/>
+          <w:szCs w:val="24"/>
+          <w:lang w:val="en-ID"/>
+        </w:rPr>
+        <w:t>ke</w:t>
+      </w:r>
+      <w:proofErr w:type="spellEnd"/>
+      <w:r>
+        <w:rPr>
+          <w:b w:val="0"/>
+          <w:bCs w:val="0"/>
+          <w:sz w:val="24"/>
+          <w:szCs w:val="24"/>
+          <w:lang w:val="en-ID"/>
+        </w:rPr>
+        <w:t xml:space="preserve"> prev.</w:t>
+      </w:r>
+    </w:p>
+    <w:p>
+      <w:pPr>
+        <w:pStyle w:val="BodyText"/>
+        <w:numPr>
+          <w:ilvl w:val="0"/>
+          <w:numId w:val="4"/>
+        </w:numPr>
+        <w:jc w:val="both"/>
+        <w:rPr>
+          <w:b w:val="0"/>
+          <w:bCs w:val="0"/>
+          <w:sz w:val="24"/>
+          <w:szCs w:val="24"/>
+          <w:lang w:val="en-ID"/>
+        </w:rPr>
+      </w:pPr>
+      <w:r>
+        <w:rPr>
+          <w:b w:val="0"/>
+          <w:bCs w:val="0"/>
+          <w:sz w:val="24"/>
+          <w:szCs w:val="24"/>
+          <w:lang w:val="en-ID"/>
+        </w:rPr>
+        <w:t xml:space="preserve">Geser pointer </w:t>
+      </w:r>
+      <w:proofErr w:type="spellStart"/>
+      <w:r>
+        <w:rPr>
+          <w:b w:val="0"/>
+          <w:bCs w:val="0"/>
+          <w:sz w:val="24"/>
+          <w:szCs w:val="24"/>
+          <w:lang w:val="en-ID"/>
+        </w:rPr>
+        <w:t>hingga</w:t>
+      </w:r>
+      <w:proofErr w:type="spellEnd"/>
+      <w:r>
+        <w:rPr>
+          <w:b w:val="0"/>
+          <w:bCs w:val="0"/>
+          <w:sz w:val="24"/>
+          <w:szCs w:val="24"/>
+          <w:lang w:val="en-ID"/>
+        </w:rPr>
+        <w:t xml:space="preserve"> </w:t>
+      </w:r>
+      <w:proofErr w:type="spellStart"/>
+      <w:r>
+        <w:rPr>
+          <w:b w:val="0"/>
+          <w:bCs w:val="0"/>
+          <w:sz w:val="24"/>
+          <w:szCs w:val="24"/>
+          <w:lang w:val="en-ID"/>
+        </w:rPr>
+        <w:t>selesai</w:t>
+      </w:r>
+      <w:proofErr w:type="spellEnd"/>
+      <w:r>
+        <w:rPr>
+          <w:b w:val="0"/>
+          <w:bCs w:val="0"/>
+          <w:sz w:val="24"/>
+          <w:szCs w:val="24"/>
+          <w:lang w:val="en-ID"/>
+        </w:rPr>
+        <w:t>.</w:t>
+      </w:r>
+    </w:p>
+    <w:p>
+      <w:pPr>
+        <w:pStyle w:val="BodyText"/>
+        <w:jc w:val="both"/>
+        <w:rPr>
+          <w:b w:val="0"/>
+          <w:bCs w:val="0"/>
+          <w:sz w:val="24"/>
+          <w:szCs w:val="24"/>
+        </w:rPr>
         <w:sectPr>
-          <w:footerReference w:type="default" r:id="rId7"/>
+          <w:footerReference w:type="default" r:id="rId8"/>
           <w:pgSz w:w="11920" w:h="16840"/>
           <w:pgMar w:top="1940" w:right="1700" w:bottom="1260" w:left="1700" w:header="0" w:footer="1060" w:gutter="0"/>
           <w:pgNumType w:start="1"/>
           <w:cols w:space="720"/>
         </w:sectPr>
       </w:pPr>
-      <w:r>
-        <w:rPr>
-          <w:noProof/>
-        </w:rPr>
-        <w:drawing>
-          <wp:inline distT="0" distB="0" distL="0" distR="0" wp14:anchorId="1444994B" wp14:editId="412EA32A">
-            <wp:extent cx="5140070" cy="2415654"/>
-            <wp:effectExtent l="0" t="0" r="3810" b="3810"/>
-            <wp:docPr id="526969854" name="Picture 4"/>
-            <wp:cNvGraphicFramePr>
-              <a:graphicFrameLocks xmlns:a="http://schemas.openxmlformats.org/drawingml/2006/main" noChangeAspect="1"/>
-            </wp:cNvGraphicFramePr>
-            <a:graphic xmlns:a="http://schemas.openxmlformats.org/drawingml/2006/main">
-              <a:graphicData uri="http://schemas.openxmlformats.org/drawingml/2006/picture">
-                <pic:pic xmlns:pic="http://schemas.openxmlformats.org/drawingml/2006/picture">
-                  <pic:nvPicPr>
-                    <pic:cNvPr id="0" name="Picture 1"/>
-                    <pic:cNvPicPr>
-                      <a:picLocks noChangeAspect="1" noChangeArrowheads="1"/>
-                    </pic:cNvPicPr>
-                  </pic:nvPicPr>
-                  <pic:blipFill>
-                    <a:blip r:embed="rId8">
-                      <a:extLst>
-                        <a:ext uri="{28A0092B-C50C-407E-A947-70E740481C1C}">
-                          <a14:useLocalDpi xmlns:a14="http://schemas.microsoft.com/office/drawing/2010/main" val="0"/>
-                        </a:ext>
-                      </a:extLst>
-                    </a:blip>
-                    <a:srcRect/>
-                    <a:stretch>
-                      <a:fillRect/>
-                    </a:stretch>
-                  </pic:blipFill>
-                  <pic:spPr bwMode="auto">
-                    <a:xfrm>
-                      <a:off x="0" y="0"/>
-                      <a:ext cx="5153835" cy="2422123"/>
-                    </a:xfrm>
-                    <a:prstGeom prst="rect">
-                      <a:avLst/>
-                    </a:prstGeom>
-                    <a:noFill/>
-                    <a:ln>
-                      <a:noFill/>
-                    </a:ln>
-                  </pic:spPr>
-                </pic:pic>
-              </a:graphicData>
-            </a:graphic>
-          </wp:inline>
-        </w:drawing>
-      </w:r>
     </w:p>
     <w:p>
       <w:pPr>
@@ -815,7 +1231,7 @@
           <w:sz w:val="24"/>
           <w:szCs w:val="24"/>
         </w:rPr>
-        <w:t>Saya membuat program sederhana yang berfungsi untuk membuat sebuah matriks persegi, kemudian menampilkan matriks tersebut sebelum dan sesudah diputar sebesar 90 derajat. Program ini membantu pengguna melihat bagaimana susunan elemen dalam matriks berubah setelah dilakukan proses rotasi.</w:t>
+        <w:t>Saya membuat program sederhana yang berfungsi untuk menyimpan beberapa angka ke dalam sebuah struktur data Doubly Linked List, kemudian menampilkan data tersebut sebelum dan sesudah dilakukan proses reverse (pembalikan urutan). Program ini memungkinkan pengguna memasukkan sejumlah angka, menyimpannya dalam node yang saling terhubung, lalu membalik arah hubungan antar node sehingga urutan datanya menjadi terbalik.</w:t>
       </w:r>
     </w:p>
     <w:p>
@@ -840,7 +1256,7 @@
           <w:sz w:val="24"/>
           <w:szCs w:val="24"/>
         </w:rPr>
-        <w:t>Di dalam fungsi utama main(), saya mendeklarasikan variabel ukuranMatrix bertipe int yang digunakan untuk menyimpan ukuran matriks yang akan dibuat oleh pengguna. Program kemudian menampilkan pesan sambutan dan meminta pengguna memasukkan panjang matriks persegi yang diinginkan.</w:t>
+        <w:t>Di bagian awal program, saya menambahkan #include &lt;iostream&gt; agar program dapat menggunakan perintah input dan output seperti cin dan cout. Kemudian saya menggunakan using namespace std; supaya penulisan fungsi standar C++ tidak perlu diawali dengan std::</w:t>
       </w:r>
     </w:p>
     <w:p>
@@ -865,7 +1281,7 @@
           <w:sz w:val="24"/>
           <w:szCs w:val="24"/>
         </w:rPr>
-        <w:t>Setelah itu, saya mendeklarasikan sebuah array dua dimensi bernama matrix dengan ukuran ukuranMatrix × ukuranMatrix. Array ini digunakan untuk menyimpan nilai-nilai yang akan dimasukkan oleh pengguna. Karena matriks berbentuk persegi, maka jumlah baris dan kolomnya sama.</w:t>
+        <w:t>Selanjutnya saya membuat sebuah struct bernama Node yang digunakan untuk membentuk elemen pada Doubly Linked List. Di dalam struct ini terdapat variabel angka bertipe int yang berfungsi untuk menyimpan nilai yang dimasukkan oleh pengguna. Selain itu terdapat dua buah pointer yaitu next dan prev. Pointer next digunakan untuk menunjuk ke node berikutnya, sedangkan pointer prev digunakan untuk menunjuk ke node sebelumnya. Dengan adanya dua pointer ini, setiap node dapat terhubung ke dua arah, yaitu maju dan mundur.</w:t>
       </w:r>
     </w:p>
     <w:p>
@@ -890,7 +1306,7 @@
           <w:sz w:val="24"/>
           <w:szCs w:val="24"/>
         </w:rPr>
-        <w:t>Selanjutnya, saya menggunakan perulangan for bertingkat (nested loop) untuk mengisi nilai matriks. Perulangan pertama menggunakan variabel i untuk mewakili baris, sedangkan perulangan kedua menggunakan variabel j untuk mewakili kolom. Pada setiap iterasi, program meminta pengguna memasukkan nilai untuk posisi baris dan kolom tertentu, kemudian nilai tersebut disimpan ke dalam matrix[i][j].</w:t>
+        <w:t>Setelah itu saya mendeklarasikan beberapa pointer global yaitu awal, akhir, dan inputAngka. Pointer awal digunakan untuk menunjuk node pertama dalam linked list, sedangkan akhir menunjuk node terakhir. Pointer inputAngka digunakan sebagai penampung sementara ketika membuat node baru. Ketiga pointer ini diinisialisasi dengan nilai NULL yang menandakan bahwa linked list masih kosong.</w:t>
       </w:r>
     </w:p>
     <w:p>
@@ -915,7 +1331,7 @@
           <w:sz w:val="24"/>
           <w:szCs w:val="24"/>
         </w:rPr>
-        <w:t>Setelah semua nilai dimasukkan, program menampilkan matriks awal yang telah dibuat. Proses ini juga menggunakan perulangan for bertingkat untuk membaca setiap elemen matriks dan menampilkannya ke layar dalam bentuk baris dan kolom sehingga tampilannya menyerupai bentuk matriks.</w:t>
+        <w:t>Di dalam fungsi utama main(), saya mendeklarasikan variabel banyakAngka bertipe int yang digunakan untuk menyimpan jumlah angka yang ingin dimasukkan oleh pengguna. Program kemudian menampilkan pertanyaan kepada pengguna mengenai berapa banyak angka yang akan disimpan, lalu nilai tersebut dimasukkan menggunakan cin.</w:t>
       </w:r>
     </w:p>
     <w:p>
@@ -940,7 +1356,7 @@
           <w:sz w:val="24"/>
           <w:szCs w:val="24"/>
         </w:rPr>
-        <w:t>Pada bagian terakhir, program menampilkan matriks yang sudah diputar sebesar 90 derajat. Untuk melakukan hal ini, saya kembali menggunakan perulangan for bertingkat. Namun pada saat menampilkan nilai, indeks matriks diubah menggunakan rumus matrix[ukuranMatrix - 1 - j][i]. Perubahan indeks ini membuat elemen-elemen matriks ditampilkan dalam posisi yang seolah-olah sudah diputar 90 derajat searah jarum jam.</w:t>
+        <w:t>Setelah jumlah angka diketahui, program menggunakan perulangan for untuk melakukan proses input angka sesuai dengan jumlah yang telah dimasukkan. Pada setiap iterasi, program membuat node baru menggunakan new Node. Node baru tersebut kemudian disimpan di dalam pointer inputAngka.</w:t>
       </w:r>
     </w:p>
     <w:p>
@@ -965,7 +1381,218 @@
           <w:sz w:val="24"/>
           <w:szCs w:val="24"/>
         </w:rPr>
-        <w:t>Dengan cara tersebut, program dapat menampilkan dua tampilan matriks, yaitu matriks sebelum diputar dan matriks setelah diputar. Hal ini menunjukkan bagaimana perubahan posisi elemen terjadi ketika sebuah matriks mengalami rotasi 90 derajat.</w:t>
+        <w:t>Selanjutnya pengguna diminta memasukkan nilai angka yang akan disimpan pada node tersebut, kemudian nilai tersebut dimasukkan ke dalam variabel angka dengan menggunakan inputAngka-&gt;angka. Setelah itu pointer next dan prev dari node baru diatur menjadi NULL terlebih dahulu, karena node tersebut belum terhubung dengan node lain.</w:t>
+      </w:r>
+    </w:p>
+    <w:p>
+      <w:pPr>
+        <w:pStyle w:val="BodyText"/>
+        <w:spacing w:before="61"/>
+        <w:ind w:right="15" w:firstLine="720"/>
+        <w:jc w:val="both"/>
+        <w:rPr>
+          <w:b w:val="0"/>
+          <w:bCs w:val="0"/>
+          <w:spacing w:val="-2"/>
+          <w:sz w:val="24"/>
+          <w:szCs w:val="24"/>
+        </w:rPr>
+      </w:pPr>
+      <w:r>
+        <w:rPr>
+          <w:b w:val="0"/>
+          <w:bCs w:val="0"/>
+          <w:spacing w:val="-2"/>
+          <w:sz w:val="24"/>
+          <w:szCs w:val="24"/>
+        </w:rPr>
+        <w:t>Kemudian program melakukan pengecekan menggunakan kondisi if (awal == NULL). Kondisi ini digunakan untuk menentukan apakah node yang dibuat merupakan node pertama atau bukan. Jika awal masih NULL, berarti linked list masih kosong. Dalam kondisi ini, node yang baru dibuat akan dijadikan sebagai node pertama sekaligus node terakhir, sehingga pointer awal dan akhir sama-sama menunjuk ke node tersebut.</w:t>
+      </w:r>
+    </w:p>
+    <w:p>
+      <w:pPr>
+        <w:pStyle w:val="BodyText"/>
+        <w:spacing w:before="61"/>
+        <w:ind w:right="15" w:firstLine="720"/>
+        <w:jc w:val="both"/>
+        <w:rPr>
+          <w:b w:val="0"/>
+          <w:bCs w:val="0"/>
+          <w:spacing w:val="-2"/>
+          <w:sz w:val="24"/>
+          <w:szCs w:val="24"/>
+        </w:rPr>
+      </w:pPr>
+      <w:r>
+        <w:rPr>
+          <w:b w:val="0"/>
+          <w:bCs w:val="0"/>
+          <w:spacing w:val="-2"/>
+          <w:sz w:val="24"/>
+          <w:szCs w:val="24"/>
+        </w:rPr>
+        <w:t xml:space="preserve">Jika kondisi tersebut tidak terpenuhi, maka program masuk ke bagian else. Pada bagian ini dilakukan proses menghubungkan node baru dengan node sebelumnya. Pointer next dari node terakhir (akhir) diarahkan ke node baru dengan perintah akhir-&gt;next = inputAngka. Kemudian pointer prev dari node baru diarahkan ke node sebelumnya dengan perintah inputAngka-&gt;prev = akhir. Setelah itu pointer akhir diperbarui sehingga </w:t>
+      </w:r>
+      <w:r>
+        <w:rPr>
+          <w:b w:val="0"/>
+          <w:bCs w:val="0"/>
+          <w:spacing w:val="-2"/>
+          <w:sz w:val="24"/>
+          <w:szCs w:val="24"/>
+        </w:rPr>
+        <w:lastRenderedPageBreak/>
+        <w:t>menunjuk ke node baru yang sekarang menjadi node terakhir dalam linked list.</w:t>
+      </w:r>
+    </w:p>
+    <w:p>
+      <w:pPr>
+        <w:pStyle w:val="BodyText"/>
+        <w:spacing w:before="61"/>
+        <w:ind w:right="15" w:firstLine="720"/>
+        <w:jc w:val="both"/>
+        <w:rPr>
+          <w:b w:val="0"/>
+          <w:bCs w:val="0"/>
+          <w:spacing w:val="-2"/>
+          <w:sz w:val="24"/>
+          <w:szCs w:val="24"/>
+        </w:rPr>
+      </w:pPr>
+      <w:r>
+        <w:rPr>
+          <w:b w:val="0"/>
+          <w:bCs w:val="0"/>
+          <w:spacing w:val="-2"/>
+          <w:sz w:val="24"/>
+          <w:szCs w:val="24"/>
+        </w:rPr>
+        <w:t>Setelah semua data selesai dimasukkan, program akan menampilkan data yang tersimpan di dalam linked list. Untuk melakukan hal ini, program menggunakan pointer bantu bernama tampil yang diinisialisasi dengan nilai awal. Program kemudian menggunakan perulangan while untuk menelusuri linked list dari awal sampai akhir. Selama pointer tampil tidak bernilai NULL, program akan mencetak nilai angka dari node tersebut. Jika masih ada node berikutnya, program akan menampilkan tanda panah " -&gt; " sebagai penghubung antar data.</w:t>
+      </w:r>
+    </w:p>
+    <w:p>
+      <w:pPr>
+        <w:pStyle w:val="BodyText"/>
+        <w:spacing w:before="61"/>
+        <w:ind w:right="15" w:firstLine="720"/>
+        <w:jc w:val="both"/>
+        <w:rPr>
+          <w:b w:val="0"/>
+          <w:bCs w:val="0"/>
+          <w:spacing w:val="-2"/>
+          <w:sz w:val="24"/>
+          <w:szCs w:val="24"/>
+        </w:rPr>
+      </w:pPr>
+      <w:r>
+        <w:rPr>
+          <w:b w:val="0"/>
+          <w:bCs w:val="0"/>
+          <w:spacing w:val="-2"/>
+          <w:sz w:val="24"/>
+          <w:szCs w:val="24"/>
+        </w:rPr>
+        <w:t>Setelah data ditampilkan, program melakukan proses reverse pada Doubly Linked List. Untuk melakukan hal ini, program menggunakan dua pointer yaitu current dan temp. Pointer current diinisialisasi dengan node pertama (awal), sedangkan temp digunakan sebagai penampung sementara.</w:t>
+      </w:r>
+    </w:p>
+    <w:p>
+      <w:pPr>
+        <w:pStyle w:val="BodyText"/>
+        <w:spacing w:before="61"/>
+        <w:ind w:right="15" w:firstLine="720"/>
+        <w:jc w:val="both"/>
+        <w:rPr>
+          <w:b w:val="0"/>
+          <w:bCs w:val="0"/>
+          <w:spacing w:val="-2"/>
+          <w:sz w:val="24"/>
+          <w:szCs w:val="24"/>
+        </w:rPr>
+      </w:pPr>
+      <w:r>
+        <w:rPr>
+          <w:b w:val="0"/>
+          <w:bCs w:val="0"/>
+          <w:spacing w:val="-2"/>
+          <w:sz w:val="24"/>
+          <w:szCs w:val="24"/>
+        </w:rPr>
+        <w:t>Program kemudian menggunakan perulangan while selama current tidak bernilai NULL. Di dalam perulangan ini dilakukan proses penukaran arah pointer prev dan next pada setiap node. Pertama, nilai prev disimpan sementara ke dalam temp. Setelah itu pointer prev diubah menjadi next, dan pointer next diubah menjadi temp. Dengan cara ini arah hubungan antar node akan terbalik. Setelah proses penukaran selesai, pointer current dipindahkan ke node berikutnya dengan mengikuti pointer prev yang baru.</w:t>
+      </w:r>
+    </w:p>
+    <w:p>
+      <w:pPr>
+        <w:pStyle w:val="BodyText"/>
+        <w:spacing w:before="61"/>
+        <w:ind w:right="15" w:firstLine="720"/>
+        <w:jc w:val="both"/>
+        <w:rPr>
+          <w:b w:val="0"/>
+          <w:bCs w:val="0"/>
+          <w:spacing w:val="-2"/>
+          <w:sz w:val="24"/>
+          <w:szCs w:val="24"/>
+        </w:rPr>
+      </w:pPr>
+      <w:r>
+        <w:rPr>
+          <w:b w:val="0"/>
+          <w:bCs w:val="0"/>
+          <w:spacing w:val="-2"/>
+          <w:sz w:val="24"/>
+          <w:szCs w:val="24"/>
+        </w:rPr>
+        <w:t>Setelah semua node selesai diproses, program perlu memperbarui posisi node awal. Jika temp tidak bernilai NULL, maka pointer awal diubah menjadi temp-&gt;prev. Hal ini dilakukan karena setelah proses pembalikan, node terakhir pada linked list sebelumnya akan menjadi node pertama yang baru.</w:t>
+      </w:r>
+    </w:p>
+    <w:p>
+      <w:pPr>
+        <w:pStyle w:val="BodyText"/>
+        <w:spacing w:before="61"/>
+        <w:ind w:right="15" w:firstLine="720"/>
+        <w:jc w:val="both"/>
+        <w:rPr>
+          <w:b w:val="0"/>
+          <w:bCs w:val="0"/>
+          <w:spacing w:val="-2"/>
+          <w:sz w:val="24"/>
+          <w:szCs w:val="24"/>
+        </w:rPr>
+      </w:pPr>
+      <w:r>
+        <w:rPr>
+          <w:b w:val="0"/>
+          <w:bCs w:val="0"/>
+          <w:spacing w:val="-2"/>
+          <w:sz w:val="24"/>
+          <w:szCs w:val="24"/>
+        </w:rPr>
+        <w:t>Terakhir, program kembali menampilkan isi linked list yang sudah dibalik. Proses penampilannya sama seperti sebelumnya, yaitu menggunakan pointer tampil yang berjalan dari node awal sampai ke node terakhir sambil mencetak setiap nilai yang tersimpan.</w:t>
+      </w:r>
+    </w:p>
+    <w:p>
+      <w:pPr>
+        <w:pStyle w:val="BodyText"/>
+        <w:spacing w:before="61"/>
+        <w:ind w:right="15" w:firstLine="720"/>
+        <w:jc w:val="both"/>
+        <w:rPr>
+          <w:b w:val="0"/>
+          <w:bCs w:val="0"/>
+          <w:spacing w:val="-2"/>
+          <w:sz w:val="24"/>
+          <w:szCs w:val="24"/>
+        </w:rPr>
+      </w:pPr>
+      <w:r>
+        <w:rPr>
+          <w:b w:val="0"/>
+          <w:bCs w:val="0"/>
+          <w:spacing w:val="-2"/>
+          <w:sz w:val="24"/>
+          <w:szCs w:val="24"/>
+        </w:rPr>
+        <w:t>Dengan cara tersebut, program dapat menyimpan data menggunakan Doubly Linked List, menampilkan data yang tersimpan, serta membalik urutan data dengan menukar arah pointer pada setiap node. Program ini menunjukkan penggunaan beberapa konsep penting dalam pemrograman C++, seperti struct untuk membuat node, pointer untuk menghubungkan node, dynamic memory allocation menggunakan new, perulangan untuk memproses data, serta manipulasi pointer untuk melakukan reverse pada linked list.</w:t>
       </w:r>
     </w:p>
     <w:p>
@@ -1018,7 +1645,6 @@
         <w:pStyle w:val="BodyText"/>
         <w:spacing w:before="61"/>
         <w:ind w:right="15"/>
-        <w:jc w:val="both"/>
         <w:rPr>
           <w:b w:val="0"/>
           <w:bCs w:val="0"/>
@@ -1033,7 +1659,6 @@
         <w:pStyle w:val="BodyText"/>
         <w:spacing w:before="61"/>
         <w:ind w:right="15"/>
-        <w:jc w:val="both"/>
         <w:rPr>
           <w:b w:val="0"/>
           <w:bCs w:val="0"/>
@@ -1163,6 +1788,20 @@
         <w:rPr>
           <w:b w:val="0"/>
           <w:bCs w:val="0"/>
+          <w:spacing w:val="-2"/>
+          <w:sz w:val="24"/>
+          <w:szCs w:val="24"/>
+        </w:rPr>
+      </w:pPr>
+    </w:p>
+    <w:p>
+      <w:pPr>
+        <w:pStyle w:val="BodyText"/>
+        <w:spacing w:before="61"/>
+        <w:ind w:right="15"/>
+        <w:rPr>
+          <w:b w:val="0"/>
+          <w:bCs w:val="0"/>
           <w:sz w:val="24"/>
           <w:szCs w:val="24"/>
         </w:rPr>
@@ -1185,43 +1824,6 @@
         <w:spacing w:before="300"/>
         <w:ind w:right="15"/>
       </w:pPr>
-      <w:r>
-        <w:drawing>
-          <wp:inline distT="0" distB="0" distL="0" distR="0" wp14:anchorId="7EC90685" wp14:editId="37A61A08">
-            <wp:extent cx="5410200" cy="5845175"/>
-            <wp:effectExtent l="0" t="0" r="0" b="3175"/>
-            <wp:docPr id="410878194" name="Picture 1"/>
-            <wp:cNvGraphicFramePr>
-              <a:graphicFrameLocks xmlns:a="http://schemas.openxmlformats.org/drawingml/2006/main" noChangeAspect="1"/>
-            </wp:cNvGraphicFramePr>
-            <a:graphic xmlns:a="http://schemas.openxmlformats.org/drawingml/2006/main">
-              <a:graphicData uri="http://schemas.openxmlformats.org/drawingml/2006/picture">
-                <pic:pic xmlns:pic="http://schemas.openxmlformats.org/drawingml/2006/picture">
-                  <pic:nvPicPr>
-                    <pic:cNvPr id="410878194" name=""/>
-                    <pic:cNvPicPr/>
-                  </pic:nvPicPr>
-                  <pic:blipFill>
-                    <a:blip r:embed="rId9"/>
-                    <a:stretch>
-                      <a:fillRect/>
-                    </a:stretch>
-                  </pic:blipFill>
-                  <pic:spPr>
-                    <a:xfrm>
-                      <a:off x="0" y="0"/>
-                      <a:ext cx="5410200" cy="5845175"/>
-                    </a:xfrm>
-                    <a:prstGeom prst="rect">
-                      <a:avLst/>
-                    </a:prstGeom>
-                  </pic:spPr>
-                </pic:pic>
-              </a:graphicData>
-            </a:graphic>
-          </wp:inline>
-        </w:drawing>
-      </w:r>
     </w:p>
     <w:p>
       <w:pPr>
@@ -1238,163 +1840,6 @@
     </w:p>
     <w:p>
       <w:pPr>
-        <w:pStyle w:val="BodyText"/>
-        <w:spacing w:before="300"/>
-        <w:ind w:right="15"/>
-        <w:rPr>
-          <w:b w:val="0"/>
-          <w:bCs w:val="0"/>
-          <w:sz w:val="24"/>
-          <w:szCs w:val="24"/>
-        </w:rPr>
-      </w:pPr>
-    </w:p>
-    <w:p>
-      <w:pPr>
-        <w:pStyle w:val="BodyText"/>
-        <w:spacing w:before="300"/>
-        <w:ind w:right="15"/>
-        <w:rPr>
-          <w:b w:val="0"/>
-          <w:bCs w:val="0"/>
-          <w:sz w:val="24"/>
-          <w:szCs w:val="24"/>
-        </w:rPr>
-      </w:pPr>
-    </w:p>
-    <w:p>
-      <w:pPr>
-        <w:pStyle w:val="BodyText"/>
-        <w:spacing w:before="300"/>
-        <w:ind w:right="15"/>
-        <w:rPr>
-          <w:b w:val="0"/>
-          <w:bCs w:val="0"/>
-          <w:sz w:val="24"/>
-          <w:szCs w:val="24"/>
-        </w:rPr>
-      </w:pPr>
-    </w:p>
-    <w:p>
-      <w:pPr>
-        <w:pStyle w:val="BodyText"/>
-        <w:spacing w:before="300"/>
-        <w:ind w:right="15"/>
-        <w:rPr>
-          <w:b w:val="0"/>
-          <w:bCs w:val="0"/>
-          <w:sz w:val="24"/>
-          <w:szCs w:val="24"/>
-        </w:rPr>
-      </w:pPr>
-    </w:p>
-    <w:p>
-      <w:pPr>
-        <w:pStyle w:val="BodyText"/>
-        <w:spacing w:before="300"/>
-        <w:ind w:right="15"/>
-        <w:rPr>
-          <w:b w:val="0"/>
-          <w:bCs w:val="0"/>
-          <w:sz w:val="24"/>
-          <w:szCs w:val="24"/>
-        </w:rPr>
-      </w:pPr>
-    </w:p>
-    <w:p>
-      <w:pPr>
-        <w:pStyle w:val="BodyText"/>
-        <w:spacing w:before="300"/>
-        <w:ind w:right="15"/>
-        <w:rPr>
-          <w:b w:val="0"/>
-          <w:bCs w:val="0"/>
-          <w:sz w:val="24"/>
-          <w:szCs w:val="24"/>
-        </w:rPr>
-      </w:pPr>
-    </w:p>
-    <w:p>
-      <w:pPr>
-        <w:pStyle w:val="BodyText"/>
-        <w:spacing w:before="300"/>
-        <w:ind w:right="15"/>
-        <w:rPr>
-          <w:b w:val="0"/>
-          <w:bCs w:val="0"/>
-          <w:sz w:val="24"/>
-          <w:szCs w:val="24"/>
-        </w:rPr>
-      </w:pPr>
-      <w:r>
-        <w:rPr>
-          <w:b w:val="0"/>
-          <w:bCs w:val="0"/>
-          <w:sz w:val="24"/>
-          <w:szCs w:val="24"/>
-        </w:rPr>
-        <w:lastRenderedPageBreak/>
-        <w:t xml:space="preserve">Outputnya di Terminal : </w:t>
-      </w:r>
-    </w:p>
-    <w:p>
-      <w:pPr>
-        <w:pStyle w:val="BodyText"/>
-        <w:spacing w:before="300"/>
-        <w:ind w:right="15"/>
-        <w:rPr>
-          <w:b w:val="0"/>
-          <w:bCs w:val="0"/>
-          <w:sz w:val="24"/>
-          <w:szCs w:val="24"/>
-        </w:rPr>
-      </w:pPr>
-      <w:r>
-        <w:rPr>
-          <w:b w:val="0"/>
-          <w:bCs w:val="0"/>
-          <w:sz w:val="24"/>
-          <w:szCs w:val="24"/>
-        </w:rPr>
-        <w:drawing>
-          <wp:inline distT="0" distB="0" distL="0" distR="0" wp14:anchorId="6216A191" wp14:editId="194125E6">
-            <wp:extent cx="5020376" cy="3210373"/>
-            <wp:effectExtent l="0" t="0" r="8890" b="9525"/>
-            <wp:docPr id="373164348" name="Picture 1"/>
-            <wp:cNvGraphicFramePr>
-              <a:graphicFrameLocks xmlns:a="http://schemas.openxmlformats.org/drawingml/2006/main" noChangeAspect="1"/>
-            </wp:cNvGraphicFramePr>
-            <a:graphic xmlns:a="http://schemas.openxmlformats.org/drawingml/2006/main">
-              <a:graphicData uri="http://schemas.openxmlformats.org/drawingml/2006/picture">
-                <pic:pic xmlns:pic="http://schemas.openxmlformats.org/drawingml/2006/picture">
-                  <pic:nvPicPr>
-                    <pic:cNvPr id="373164348" name=""/>
-                    <pic:cNvPicPr/>
-                  </pic:nvPicPr>
-                  <pic:blipFill>
-                    <a:blip r:embed="rId10"/>
-                    <a:stretch>
-                      <a:fillRect/>
-                    </a:stretch>
-                  </pic:blipFill>
-                  <pic:spPr>
-                    <a:xfrm>
-                      <a:off x="0" y="0"/>
-                      <a:ext cx="5020376" cy="3210373"/>
-                    </a:xfrm>
-                    <a:prstGeom prst="rect">
-                      <a:avLst/>
-                    </a:prstGeom>
-                  </pic:spPr>
-                </pic:pic>
-              </a:graphicData>
-            </a:graphic>
-          </wp:inline>
-        </w:drawing>
-      </w:r>
-    </w:p>
-    <w:p>
-      <w:pPr>
         <w:ind w:right="15"/>
         <w:jc w:val="center"/>
         <w:rPr>
@@ -1424,7 +1869,7 @@
           <w:i/>
           <w:sz w:val="24"/>
         </w:rPr>
-        <w:t>https://github.com/jawsyanito/StrukturData_25040/tree/main/Pertemuan%203/Tugas</w:t>
+        <w:t>https://github.com/jawsyanito/StrukturData_25040/tree/main/Pertemuan%204/Tugas</w:t>
       </w:r>
     </w:p>
     <w:sectPr>
@@ -1475,7 +1920,7 @@
       <mc:AlternateContent>
         <mc:Choice Requires="wps">
           <w:drawing>
-            <wp:anchor distT="0" distB="0" distL="0" distR="0" simplePos="0" relativeHeight="251657216" behindDoc="1" locked="0" layoutInCell="1" allowOverlap="1" wp14:anchorId="46C3A619" wp14:editId="5AC7E13A">
+            <wp:anchor distT="0" distB="0" distL="0" distR="0" simplePos="0" relativeHeight="251656192" behindDoc="1" locked="0" layoutInCell="1" allowOverlap="1" wp14:anchorId="46C3A619" wp14:editId="5AC7E13A">
               <wp:simplePos x="0" y="0"/>
               <wp:positionH relativeFrom="page">
                 <wp:posOffset>1435099</wp:posOffset>
@@ -1539,7 +1984,7 @@
         </mc:Choice>
         <mc:Fallback>
           <w:pict>
-            <v:shape w14:anchorId="0EC287F9" id="Graphic 2" o:spid="_x0000_s1026" style="position:absolute;margin-left:113pt;margin-top:779.5pt;width:397pt;height:.1pt;z-index:-251659264;visibility:visible;mso-wrap-style:square;mso-wrap-distance-left:0;mso-wrap-distance-top:0;mso-wrap-distance-right:0;mso-wrap-distance-bottom:0;mso-position-horizontal:absolute;mso-position-horizontal-relative:page;mso-position-vertical:absolute;mso-position-vertical-relative:page;v-text-anchor:top" coordsize="5041900,1270" o:gfxdata="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" path="m,l5041899,e" filled="f" strokecolor="#d9d9d9" strokeweight="1pt">
+            <v:shape w14:anchorId="09589664" id="Graphic 2" o:spid="_x0000_s1026" style="position:absolute;margin-left:113pt;margin-top:779.5pt;width:397pt;height:.1pt;z-index:-251660288;visibility:visible;mso-wrap-style:square;mso-wrap-distance-left:0;mso-wrap-distance-top:0;mso-wrap-distance-right:0;mso-wrap-distance-bottom:0;mso-position-horizontal:absolute;mso-position-horizontal-relative:page;mso-position-vertical:absolute;mso-position-vertical-relative:page;v-text-anchor:top" coordsize="5041900,1270" o:gfxdata="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" path="m,l5041899,e" filled="f" strokecolor="#d9d9d9" strokeweight="1pt">
               <v:path arrowok="t"/>
               <w10:wrap anchorx="page" anchory="page"/>
             </v:shape>
@@ -1556,7 +2001,7 @@
       <mc:AlternateContent>
         <mc:Choice Requires="wps">
           <w:drawing>
-            <wp:anchor distT="0" distB="0" distL="0" distR="0" simplePos="0" relativeHeight="251659264" behindDoc="1" locked="0" layoutInCell="1" allowOverlap="1" wp14:anchorId="4118473C" wp14:editId="5B71A87B">
+            <wp:anchor distT="0" distB="0" distL="0" distR="0" simplePos="0" relativeHeight="251660288" behindDoc="1" locked="0" layoutInCell="1" allowOverlap="1" wp14:anchorId="4118473C" wp14:editId="5B71A87B">
               <wp:simplePos x="0" y="0"/>
               <wp:positionH relativeFrom="page">
                 <wp:posOffset>1402079</wp:posOffset>
@@ -1654,7 +2099,7 @@
               <v:stroke joinstyle="miter"/>
               <v:path gradientshapeok="t" o:connecttype="rect"/>
             </v:shapetype>
-            <v:shape id="Textbox 3" o:spid="_x0000_s1027" type="#_x0000_t202" style="position:absolute;margin-left:110.4pt;margin-top:780.25pt;width:95.9pt;height:14.2pt;z-index:-251657216;visibility:visible;mso-wrap-style:square;mso-wrap-distance-left:0;mso-wrap-distance-top:0;mso-wrap-distance-right:0;mso-wrap-distance-bottom:0;mso-position-horizontal:absolute;mso-position-horizontal-relative:page;mso-position-vertical:absolute;mso-position-vertical-relative:page;v-text-anchor:top" o:gfxdata="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" filled="f" stroked="f">
+            <v:shape id="Textbox 3" o:spid="_x0000_s1027" type="#_x0000_t202" style="position:absolute;margin-left:110.4pt;margin-top:780.25pt;width:95.9pt;height:14.2pt;z-index:-251656192;visibility:visible;mso-wrap-style:square;mso-wrap-distance-left:0;mso-wrap-distance-top:0;mso-wrap-distance-right:0;mso-wrap-distance-bottom:0;mso-position-horizontal:absolute;mso-position-horizontal-relative:page;mso-position-vertical:absolute;mso-position-vertical-relative:page;v-text-anchor:top" o:gfxdata="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" filled="f" stroked="f">
               <v:textbox inset="0,0,0,0">
                 <w:txbxContent>
                   <w:p>
@@ -1735,6 +2180,619 @@
     </w:p>
   </w:footnote>
 </w:footnotes>
+</file>
+
+<file path=word/numbering.xml><?xml version="1.0" encoding="utf-8"?>
+<w:numbering xmlns:wpc="http://schemas.microsoft.com/office/word/2010/wordprocessingCanvas" xmlns:cx="http://schemas.microsoft.com/office/drawing/2014/chartex" xmlns:cx1="http://schemas.microsoft.com/office/drawing/2015/9/8/chartex" xmlns:cx2="http://schemas.microsoft.com/office/drawing/2015/10/21/chartex" xmlns:cx3="http://schemas.microsoft.com/office/drawing/2016/5/9/chartex" xmlns:cx4="http://schemas.microsoft.com/office/drawing/2016/5/10/chartex" xmlns:cx5="http://schemas.microsoft.com/office/drawing/2016/5/11/chartex" xmlns:cx6="http://schemas.microsoft.com/office/drawing/2016/5/12/chartex" xmlns:cx7="http://schemas.microsoft.com/office/drawing/2016/5/13/chartex" xmlns:cx8="http://schemas.microsoft.com/office/drawing/2016/5/14/chartex" xmlns:mc="http://schemas.openxmlformats.org/markup-compatibility/2006" xmlns:aink="http://schemas.microsoft.com/office/drawing/2016/ink" xmlns:am3d="http://schemas.microsoft.com/office/drawing/2017/model3d" xmlns:o="urn:schemas-microsoft-com:office:office" xmlns:oel="http://schemas.microsoft.com/office/2019/extlst" xmlns:r="http://schemas.openxmlformats.org/officeDocument/2006/relationships" xmlns:m="http://schemas.openxmlformats.org/officeDocument/2006/math" xmlns:v="urn:schemas-microsoft-com:vml" xmlns:wp14="http://schemas.microsoft.com/office/word/2010/wordprocessingDrawing" xmlns:wp="http://schemas.openxmlformats.org/drawingml/2006/wordprocessingDrawing" xmlns:w10="urn:schemas-microsoft-com:office:word" xmlns:w="http://schemas.openxmlformats.org/wordprocessingml/2006/main" xmlns:w14="http://schemas.microsoft.com/office/word/2010/wordml" xmlns:w15="http://schemas.microsoft.com/office/word/2012/wordml" xmlns:w16cex="http://schemas.microsoft.com/office/word/2018/wordml/cex" xmlns:w16cid="http://schemas.microsoft.com/office/word/2016/wordml/cid" xmlns:w16="http://schemas.microsoft.com/office/word/2018/wordml" xmlns:w16du="http://schemas.microsoft.com/office/word/2023/wordml/word16du" xmlns:w16sdtdh="http://schemas.microsoft.com/office/word/2020/wordml/sdtdatahash" xmlns:w16sdtfl="http://schemas.microsoft.com/office/word/2024/wordml/sdtformatlock" xmlns:w16se="http://schemas.microsoft.com/office/word/2015/wordml/symex" xmlns:wpg="http://schemas.microsoft.com/office/word/2010/wordprocessingGroup" xmlns:wpi="http://schemas.microsoft.com/office/word/2010/wordprocessingInk" xmlns:wne="http://schemas.microsoft.com/office/word/2006/wordml" xmlns:wps="http://schemas.microsoft.com/office/word/2010/wordprocessingShape" mc:Ignorable="w14 w15 w16se w16cid w16 w16cex w16sdtdh w16sdtfl w16du wp14">
+  <w:abstractNum w:abstractNumId="0" w15:restartNumberingAfterBreak="0">
+    <w:nsid w:val="11243B2F"/>
+    <w:multiLevelType w:val="multilevel"/>
+    <w:tmpl w:val="25BA9D16"/>
+    <w:lvl w:ilvl="0">
+      <w:start w:val="1"/>
+      <w:numFmt w:val="bullet"/>
+      <w:lvlText w:val=""/>
+      <w:lvlJc w:val="left"/>
+      <w:pPr>
+        <w:tabs>
+          <w:tab w:val="num" w:pos="720"/>
+        </w:tabs>
+        <w:ind w:left="720" w:hanging="360"/>
+      </w:pPr>
+      <w:rPr>
+        <w:rFonts w:ascii="Symbol" w:hAnsi="Symbol" w:hint="default"/>
+        <w:sz w:val="20"/>
+      </w:rPr>
+    </w:lvl>
+    <w:lvl w:ilvl="1" w:tentative="1">
+      <w:start w:val="1"/>
+      <w:numFmt w:val="bullet"/>
+      <w:lvlText w:val=""/>
+      <w:lvlJc w:val="left"/>
+      <w:pPr>
+        <w:tabs>
+          <w:tab w:val="num" w:pos="1440"/>
+        </w:tabs>
+        <w:ind w:left="1440" w:hanging="360"/>
+      </w:pPr>
+      <w:rPr>
+        <w:rFonts w:ascii="Symbol" w:hAnsi="Symbol" w:hint="default"/>
+        <w:sz w:val="20"/>
+      </w:rPr>
+    </w:lvl>
+    <w:lvl w:ilvl="2" w:tentative="1">
+      <w:start w:val="1"/>
+      <w:numFmt w:val="bullet"/>
+      <w:lvlText w:val=""/>
+      <w:lvlJc w:val="left"/>
+      <w:pPr>
+        <w:tabs>
+          <w:tab w:val="num" w:pos="2160"/>
+        </w:tabs>
+        <w:ind w:left="2160" w:hanging="360"/>
+      </w:pPr>
+      <w:rPr>
+        <w:rFonts w:ascii="Symbol" w:hAnsi="Symbol" w:hint="default"/>
+        <w:sz w:val="20"/>
+      </w:rPr>
+    </w:lvl>
+    <w:lvl w:ilvl="3" w:tentative="1">
+      <w:start w:val="1"/>
+      <w:numFmt w:val="bullet"/>
+      <w:lvlText w:val=""/>
+      <w:lvlJc w:val="left"/>
+      <w:pPr>
+        <w:tabs>
+          <w:tab w:val="num" w:pos="2880"/>
+        </w:tabs>
+        <w:ind w:left="2880" w:hanging="360"/>
+      </w:pPr>
+      <w:rPr>
+        <w:rFonts w:ascii="Symbol" w:hAnsi="Symbol" w:hint="default"/>
+        <w:sz w:val="20"/>
+      </w:rPr>
+    </w:lvl>
+    <w:lvl w:ilvl="4" w:tentative="1">
+      <w:start w:val="1"/>
+      <w:numFmt w:val="bullet"/>
+      <w:lvlText w:val=""/>
+      <w:lvlJc w:val="left"/>
+      <w:pPr>
+        <w:tabs>
+          <w:tab w:val="num" w:pos="3600"/>
+        </w:tabs>
+        <w:ind w:left="3600" w:hanging="360"/>
+      </w:pPr>
+      <w:rPr>
+        <w:rFonts w:ascii="Symbol" w:hAnsi="Symbol" w:hint="default"/>
+        <w:sz w:val="20"/>
+      </w:rPr>
+    </w:lvl>
+    <w:lvl w:ilvl="5" w:tentative="1">
+      <w:start w:val="1"/>
+      <w:numFmt w:val="bullet"/>
+      <w:lvlText w:val=""/>
+      <w:lvlJc w:val="left"/>
+      <w:pPr>
+        <w:tabs>
+          <w:tab w:val="num" w:pos="4320"/>
+        </w:tabs>
+        <w:ind w:left="4320" w:hanging="360"/>
+      </w:pPr>
+      <w:rPr>
+        <w:rFonts w:ascii="Symbol" w:hAnsi="Symbol" w:hint="default"/>
+        <w:sz w:val="20"/>
+      </w:rPr>
+    </w:lvl>
+    <w:lvl w:ilvl="6" w:tentative="1">
+      <w:start w:val="1"/>
+      <w:numFmt w:val="bullet"/>
+      <w:lvlText w:val=""/>
+      <w:lvlJc w:val="left"/>
+      <w:pPr>
+        <w:tabs>
+          <w:tab w:val="num" w:pos="5040"/>
+        </w:tabs>
+        <w:ind w:left="5040" w:hanging="360"/>
+      </w:pPr>
+      <w:rPr>
+        <w:rFonts w:ascii="Symbol" w:hAnsi="Symbol" w:hint="default"/>
+        <w:sz w:val="20"/>
+      </w:rPr>
+    </w:lvl>
+    <w:lvl w:ilvl="7" w:tentative="1">
+      <w:start w:val="1"/>
+      <w:numFmt w:val="bullet"/>
+      <w:lvlText w:val=""/>
+      <w:lvlJc w:val="left"/>
+      <w:pPr>
+        <w:tabs>
+          <w:tab w:val="num" w:pos="5760"/>
+        </w:tabs>
+        <w:ind w:left="5760" w:hanging="360"/>
+      </w:pPr>
+      <w:rPr>
+        <w:rFonts w:ascii="Symbol" w:hAnsi="Symbol" w:hint="default"/>
+        <w:sz w:val="20"/>
+      </w:rPr>
+    </w:lvl>
+    <w:lvl w:ilvl="8" w:tentative="1">
+      <w:start w:val="1"/>
+      <w:numFmt w:val="bullet"/>
+      <w:lvlText w:val=""/>
+      <w:lvlJc w:val="left"/>
+      <w:pPr>
+        <w:tabs>
+          <w:tab w:val="num" w:pos="6480"/>
+        </w:tabs>
+        <w:ind w:left="6480" w:hanging="360"/>
+      </w:pPr>
+      <w:rPr>
+        <w:rFonts w:ascii="Symbol" w:hAnsi="Symbol" w:hint="default"/>
+        <w:sz w:val="20"/>
+      </w:rPr>
+    </w:lvl>
+  </w:abstractNum>
+  <w:abstractNum w:abstractNumId="1" w15:restartNumberingAfterBreak="0">
+    <w:nsid w:val="247E404D"/>
+    <w:multiLevelType w:val="multilevel"/>
+    <w:tmpl w:val="FBA48886"/>
+    <w:lvl w:ilvl="0">
+      <w:start w:val="1"/>
+      <w:numFmt w:val="bullet"/>
+      <w:lvlText w:val=""/>
+      <w:lvlJc w:val="left"/>
+      <w:pPr>
+        <w:tabs>
+          <w:tab w:val="num" w:pos="720"/>
+        </w:tabs>
+        <w:ind w:left="720" w:hanging="360"/>
+      </w:pPr>
+      <w:rPr>
+        <w:rFonts w:ascii="Symbol" w:hAnsi="Symbol" w:hint="default"/>
+        <w:sz w:val="20"/>
+      </w:rPr>
+    </w:lvl>
+    <w:lvl w:ilvl="1" w:tentative="1">
+      <w:start w:val="1"/>
+      <w:numFmt w:val="bullet"/>
+      <w:lvlText w:val=""/>
+      <w:lvlJc w:val="left"/>
+      <w:pPr>
+        <w:tabs>
+          <w:tab w:val="num" w:pos="1440"/>
+        </w:tabs>
+        <w:ind w:left="1440" w:hanging="360"/>
+      </w:pPr>
+      <w:rPr>
+        <w:rFonts w:ascii="Symbol" w:hAnsi="Symbol" w:hint="default"/>
+        <w:sz w:val="20"/>
+      </w:rPr>
+    </w:lvl>
+    <w:lvl w:ilvl="2" w:tentative="1">
+      <w:start w:val="1"/>
+      <w:numFmt w:val="bullet"/>
+      <w:lvlText w:val=""/>
+      <w:lvlJc w:val="left"/>
+      <w:pPr>
+        <w:tabs>
+          <w:tab w:val="num" w:pos="2160"/>
+        </w:tabs>
+        <w:ind w:left="2160" w:hanging="360"/>
+      </w:pPr>
+      <w:rPr>
+        <w:rFonts w:ascii="Symbol" w:hAnsi="Symbol" w:hint="default"/>
+        <w:sz w:val="20"/>
+      </w:rPr>
+    </w:lvl>
+    <w:lvl w:ilvl="3" w:tentative="1">
+      <w:start w:val="1"/>
+      <w:numFmt w:val="bullet"/>
+      <w:lvlText w:val=""/>
+      <w:lvlJc w:val="left"/>
+      <w:pPr>
+        <w:tabs>
+          <w:tab w:val="num" w:pos="2880"/>
+        </w:tabs>
+        <w:ind w:left="2880" w:hanging="360"/>
+      </w:pPr>
+      <w:rPr>
+        <w:rFonts w:ascii="Symbol" w:hAnsi="Symbol" w:hint="default"/>
+        <w:sz w:val="20"/>
+      </w:rPr>
+    </w:lvl>
+    <w:lvl w:ilvl="4" w:tentative="1">
+      <w:start w:val="1"/>
+      <w:numFmt w:val="bullet"/>
+      <w:lvlText w:val=""/>
+      <w:lvlJc w:val="left"/>
+      <w:pPr>
+        <w:tabs>
+          <w:tab w:val="num" w:pos="3600"/>
+        </w:tabs>
+        <w:ind w:left="3600" w:hanging="360"/>
+      </w:pPr>
+      <w:rPr>
+        <w:rFonts w:ascii="Symbol" w:hAnsi="Symbol" w:hint="default"/>
+        <w:sz w:val="20"/>
+      </w:rPr>
+    </w:lvl>
+    <w:lvl w:ilvl="5" w:tentative="1">
+      <w:start w:val="1"/>
+      <w:numFmt w:val="bullet"/>
+      <w:lvlText w:val=""/>
+      <w:lvlJc w:val="left"/>
+      <w:pPr>
+        <w:tabs>
+          <w:tab w:val="num" w:pos="4320"/>
+        </w:tabs>
+        <w:ind w:left="4320" w:hanging="360"/>
+      </w:pPr>
+      <w:rPr>
+        <w:rFonts w:ascii="Symbol" w:hAnsi="Symbol" w:hint="default"/>
+        <w:sz w:val="20"/>
+      </w:rPr>
+    </w:lvl>
+    <w:lvl w:ilvl="6" w:tentative="1">
+      <w:start w:val="1"/>
+      <w:numFmt w:val="bullet"/>
+      <w:lvlText w:val=""/>
+      <w:lvlJc w:val="left"/>
+      <w:pPr>
+        <w:tabs>
+          <w:tab w:val="num" w:pos="5040"/>
+        </w:tabs>
+        <w:ind w:left="5040" w:hanging="360"/>
+      </w:pPr>
+      <w:rPr>
+        <w:rFonts w:ascii="Symbol" w:hAnsi="Symbol" w:hint="default"/>
+        <w:sz w:val="20"/>
+      </w:rPr>
+    </w:lvl>
+    <w:lvl w:ilvl="7" w:tentative="1">
+      <w:start w:val="1"/>
+      <w:numFmt w:val="bullet"/>
+      <w:lvlText w:val=""/>
+      <w:lvlJc w:val="left"/>
+      <w:pPr>
+        <w:tabs>
+          <w:tab w:val="num" w:pos="5760"/>
+        </w:tabs>
+        <w:ind w:left="5760" w:hanging="360"/>
+      </w:pPr>
+      <w:rPr>
+        <w:rFonts w:ascii="Symbol" w:hAnsi="Symbol" w:hint="default"/>
+        <w:sz w:val="20"/>
+      </w:rPr>
+    </w:lvl>
+    <w:lvl w:ilvl="8" w:tentative="1">
+      <w:start w:val="1"/>
+      <w:numFmt w:val="bullet"/>
+      <w:lvlText w:val=""/>
+      <w:lvlJc w:val="left"/>
+      <w:pPr>
+        <w:tabs>
+          <w:tab w:val="num" w:pos="6480"/>
+        </w:tabs>
+        <w:ind w:left="6480" w:hanging="360"/>
+      </w:pPr>
+      <w:rPr>
+        <w:rFonts w:ascii="Symbol" w:hAnsi="Symbol" w:hint="default"/>
+        <w:sz w:val="20"/>
+      </w:rPr>
+    </w:lvl>
+  </w:abstractNum>
+  <w:abstractNum w:abstractNumId="2" w15:restartNumberingAfterBreak="0">
+    <w:nsid w:val="41CA32E4"/>
+    <w:multiLevelType w:val="multilevel"/>
+    <w:tmpl w:val="48E4DF60"/>
+    <w:lvl w:ilvl="0">
+      <w:start w:val="1"/>
+      <w:numFmt w:val="bullet"/>
+      <w:lvlText w:val=""/>
+      <w:lvlJc w:val="left"/>
+      <w:pPr>
+        <w:tabs>
+          <w:tab w:val="num" w:pos="720"/>
+        </w:tabs>
+        <w:ind w:left="720" w:hanging="360"/>
+      </w:pPr>
+      <w:rPr>
+        <w:rFonts w:ascii="Symbol" w:hAnsi="Symbol" w:hint="default"/>
+        <w:sz w:val="20"/>
+      </w:rPr>
+    </w:lvl>
+    <w:lvl w:ilvl="1" w:tentative="1">
+      <w:start w:val="1"/>
+      <w:numFmt w:val="bullet"/>
+      <w:lvlText w:val=""/>
+      <w:lvlJc w:val="left"/>
+      <w:pPr>
+        <w:tabs>
+          <w:tab w:val="num" w:pos="1440"/>
+        </w:tabs>
+        <w:ind w:left="1440" w:hanging="360"/>
+      </w:pPr>
+      <w:rPr>
+        <w:rFonts w:ascii="Symbol" w:hAnsi="Symbol" w:hint="default"/>
+        <w:sz w:val="20"/>
+      </w:rPr>
+    </w:lvl>
+    <w:lvl w:ilvl="2" w:tentative="1">
+      <w:start w:val="1"/>
+      <w:numFmt w:val="bullet"/>
+      <w:lvlText w:val=""/>
+      <w:lvlJc w:val="left"/>
+      <w:pPr>
+        <w:tabs>
+          <w:tab w:val="num" w:pos="2160"/>
+        </w:tabs>
+        <w:ind w:left="2160" w:hanging="360"/>
+      </w:pPr>
+      <w:rPr>
+        <w:rFonts w:ascii="Symbol" w:hAnsi="Symbol" w:hint="default"/>
+        <w:sz w:val="20"/>
+      </w:rPr>
+    </w:lvl>
+    <w:lvl w:ilvl="3" w:tentative="1">
+      <w:start w:val="1"/>
+      <w:numFmt w:val="bullet"/>
+      <w:lvlText w:val=""/>
+      <w:lvlJc w:val="left"/>
+      <w:pPr>
+        <w:tabs>
+          <w:tab w:val="num" w:pos="2880"/>
+        </w:tabs>
+        <w:ind w:left="2880" w:hanging="360"/>
+      </w:pPr>
+      <w:rPr>
+        <w:rFonts w:ascii="Symbol" w:hAnsi="Symbol" w:hint="default"/>
+        <w:sz w:val="20"/>
+      </w:rPr>
+    </w:lvl>
+    <w:lvl w:ilvl="4" w:tentative="1">
+      <w:start w:val="1"/>
+      <w:numFmt w:val="bullet"/>
+      <w:lvlText w:val=""/>
+      <w:lvlJc w:val="left"/>
+      <w:pPr>
+        <w:tabs>
+          <w:tab w:val="num" w:pos="3600"/>
+        </w:tabs>
+        <w:ind w:left="3600" w:hanging="360"/>
+      </w:pPr>
+      <w:rPr>
+        <w:rFonts w:ascii="Symbol" w:hAnsi="Symbol" w:hint="default"/>
+        <w:sz w:val="20"/>
+      </w:rPr>
+    </w:lvl>
+    <w:lvl w:ilvl="5" w:tentative="1">
+      <w:start w:val="1"/>
+      <w:numFmt w:val="bullet"/>
+      <w:lvlText w:val=""/>
+      <w:lvlJc w:val="left"/>
+      <w:pPr>
+        <w:tabs>
+          <w:tab w:val="num" w:pos="4320"/>
+        </w:tabs>
+        <w:ind w:left="4320" w:hanging="360"/>
+      </w:pPr>
+      <w:rPr>
+        <w:rFonts w:ascii="Symbol" w:hAnsi="Symbol" w:hint="default"/>
+        <w:sz w:val="20"/>
+      </w:rPr>
+    </w:lvl>
+    <w:lvl w:ilvl="6" w:tentative="1">
+      <w:start w:val="1"/>
+      <w:numFmt w:val="bullet"/>
+      <w:lvlText w:val=""/>
+      <w:lvlJc w:val="left"/>
+      <w:pPr>
+        <w:tabs>
+          <w:tab w:val="num" w:pos="5040"/>
+        </w:tabs>
+        <w:ind w:left="5040" w:hanging="360"/>
+      </w:pPr>
+      <w:rPr>
+        <w:rFonts w:ascii="Symbol" w:hAnsi="Symbol" w:hint="default"/>
+        <w:sz w:val="20"/>
+      </w:rPr>
+    </w:lvl>
+    <w:lvl w:ilvl="7" w:tentative="1">
+      <w:start w:val="1"/>
+      <w:numFmt w:val="bullet"/>
+      <w:lvlText w:val=""/>
+      <w:lvlJc w:val="left"/>
+      <w:pPr>
+        <w:tabs>
+          <w:tab w:val="num" w:pos="5760"/>
+        </w:tabs>
+        <w:ind w:left="5760" w:hanging="360"/>
+      </w:pPr>
+      <w:rPr>
+        <w:rFonts w:ascii="Symbol" w:hAnsi="Symbol" w:hint="default"/>
+        <w:sz w:val="20"/>
+      </w:rPr>
+    </w:lvl>
+    <w:lvl w:ilvl="8" w:tentative="1">
+      <w:start w:val="1"/>
+      <w:numFmt w:val="bullet"/>
+      <w:lvlText w:val=""/>
+      <w:lvlJc w:val="left"/>
+      <w:pPr>
+        <w:tabs>
+          <w:tab w:val="num" w:pos="6480"/>
+        </w:tabs>
+        <w:ind w:left="6480" w:hanging="360"/>
+      </w:pPr>
+      <w:rPr>
+        <w:rFonts w:ascii="Symbol" w:hAnsi="Symbol" w:hint="default"/>
+        <w:sz w:val="20"/>
+      </w:rPr>
+    </w:lvl>
+  </w:abstractNum>
+  <w:abstractNum w:abstractNumId="3" w15:restartNumberingAfterBreak="0">
+    <w:nsid w:val="71EE07B1"/>
+    <w:multiLevelType w:val="multilevel"/>
+    <w:tmpl w:val="A03C918E"/>
+    <w:lvl w:ilvl="0">
+      <w:start w:val="1"/>
+      <w:numFmt w:val="bullet"/>
+      <w:lvlText w:val=""/>
+      <w:lvlJc w:val="left"/>
+      <w:pPr>
+        <w:tabs>
+          <w:tab w:val="num" w:pos="720"/>
+        </w:tabs>
+        <w:ind w:left="720" w:hanging="360"/>
+      </w:pPr>
+      <w:rPr>
+        <w:rFonts w:ascii="Symbol" w:hAnsi="Symbol" w:hint="default"/>
+        <w:sz w:val="20"/>
+      </w:rPr>
+    </w:lvl>
+    <w:lvl w:ilvl="1" w:tentative="1">
+      <w:start w:val="1"/>
+      <w:numFmt w:val="bullet"/>
+      <w:lvlText w:val=""/>
+      <w:lvlJc w:val="left"/>
+      <w:pPr>
+        <w:tabs>
+          <w:tab w:val="num" w:pos="1440"/>
+        </w:tabs>
+        <w:ind w:left="1440" w:hanging="360"/>
+      </w:pPr>
+      <w:rPr>
+        <w:rFonts w:ascii="Symbol" w:hAnsi="Symbol" w:hint="default"/>
+        <w:sz w:val="20"/>
+      </w:rPr>
+    </w:lvl>
+    <w:lvl w:ilvl="2" w:tentative="1">
+      <w:start w:val="1"/>
+      <w:numFmt w:val="bullet"/>
+      <w:lvlText w:val=""/>
+      <w:lvlJc w:val="left"/>
+      <w:pPr>
+        <w:tabs>
+          <w:tab w:val="num" w:pos="2160"/>
+        </w:tabs>
+        <w:ind w:left="2160" w:hanging="360"/>
+      </w:pPr>
+      <w:rPr>
+        <w:rFonts w:ascii="Symbol" w:hAnsi="Symbol" w:hint="default"/>
+        <w:sz w:val="20"/>
+      </w:rPr>
+    </w:lvl>
+    <w:lvl w:ilvl="3" w:tentative="1">
+      <w:start w:val="1"/>
+      <w:numFmt w:val="bullet"/>
+      <w:lvlText w:val=""/>
+      <w:lvlJc w:val="left"/>
+      <w:pPr>
+        <w:tabs>
+          <w:tab w:val="num" w:pos="2880"/>
+        </w:tabs>
+        <w:ind w:left="2880" w:hanging="360"/>
+      </w:pPr>
+      <w:rPr>
+        <w:rFonts w:ascii="Symbol" w:hAnsi="Symbol" w:hint="default"/>
+        <w:sz w:val="20"/>
+      </w:rPr>
+    </w:lvl>
+    <w:lvl w:ilvl="4" w:tentative="1">
+      <w:start w:val="1"/>
+      <w:numFmt w:val="bullet"/>
+      <w:lvlText w:val=""/>
+      <w:lvlJc w:val="left"/>
+      <w:pPr>
+        <w:tabs>
+          <w:tab w:val="num" w:pos="3600"/>
+        </w:tabs>
+        <w:ind w:left="3600" w:hanging="360"/>
+      </w:pPr>
+      <w:rPr>
+        <w:rFonts w:ascii="Symbol" w:hAnsi="Symbol" w:hint="default"/>
+        <w:sz w:val="20"/>
+      </w:rPr>
+    </w:lvl>
+    <w:lvl w:ilvl="5" w:tentative="1">
+      <w:start w:val="1"/>
+      <w:numFmt w:val="bullet"/>
+      <w:lvlText w:val=""/>
+      <w:lvlJc w:val="left"/>
+      <w:pPr>
+        <w:tabs>
+          <w:tab w:val="num" w:pos="4320"/>
+        </w:tabs>
+        <w:ind w:left="4320" w:hanging="360"/>
+      </w:pPr>
+      <w:rPr>
+        <w:rFonts w:ascii="Symbol" w:hAnsi="Symbol" w:hint="default"/>
+        <w:sz w:val="20"/>
+      </w:rPr>
+    </w:lvl>
+    <w:lvl w:ilvl="6" w:tentative="1">
+      <w:start w:val="1"/>
+      <w:numFmt w:val="bullet"/>
+      <w:lvlText w:val=""/>
+      <w:lvlJc w:val="left"/>
+      <w:pPr>
+        <w:tabs>
+          <w:tab w:val="num" w:pos="5040"/>
+        </w:tabs>
+        <w:ind w:left="5040" w:hanging="360"/>
+      </w:pPr>
+      <w:rPr>
+        <w:rFonts w:ascii="Symbol" w:hAnsi="Symbol" w:hint="default"/>
+        <w:sz w:val="20"/>
+      </w:rPr>
+    </w:lvl>
+    <w:lvl w:ilvl="7" w:tentative="1">
+      <w:start w:val="1"/>
+      <w:numFmt w:val="bullet"/>
+      <w:lvlText w:val=""/>
+      <w:lvlJc w:val="left"/>
+      <w:pPr>
+        <w:tabs>
+          <w:tab w:val="num" w:pos="5760"/>
+        </w:tabs>
+        <w:ind w:left="5760" w:hanging="360"/>
+      </w:pPr>
+      <w:rPr>
+        <w:rFonts w:ascii="Symbol" w:hAnsi="Symbol" w:hint="default"/>
+        <w:sz w:val="20"/>
+      </w:rPr>
+    </w:lvl>
+    <w:lvl w:ilvl="8" w:tentative="1">
+      <w:start w:val="1"/>
+      <w:numFmt w:val="bullet"/>
+      <w:lvlText w:val=""/>
+      <w:lvlJc w:val="left"/>
+      <w:pPr>
+        <w:tabs>
+          <w:tab w:val="num" w:pos="6480"/>
+        </w:tabs>
+        <w:ind w:left="6480" w:hanging="360"/>
+      </w:pPr>
+      <w:rPr>
+        <w:rFonts w:ascii="Symbol" w:hAnsi="Symbol" w:hint="default"/>
+        <w:sz w:val="20"/>
+      </w:rPr>
+    </w:lvl>
+  </w:abstractNum>
+  <w:num w:numId="1" w16cid:durableId="1886213996">
+    <w:abstractNumId w:val="0"/>
+  </w:num>
+  <w:num w:numId="2" w16cid:durableId="1399896">
+    <w:abstractNumId w:val="1"/>
+  </w:num>
+  <w:num w:numId="3" w16cid:durableId="1009794139">
+    <w:abstractNumId w:val="3"/>
+  </w:num>
+  <w:num w:numId="4" w16cid:durableId="2080128692">
+    <w:abstractNumId w:val="2"/>
+  </w:num>
+</w:numbering>
 </file>
 
 <file path=word/styles.xml><?xml version="1.0" encoding="utf-8"?>
